--- a/实验报告模板/实验一模板.docx
+++ b/实验报告模板/实验一模板.docx
@@ -6,9 +6,6 @@
       <w:pPr>
         <w:pStyle w:val="TOC1"/>
         <w:jc w:val="both"/>
-        <w:rPr>
-          <w:rFonts w:hint="eastAsia"/>
-        </w:rPr>
       </w:pPr>
       <w:r>
         <w:rPr>
@@ -67,26 +64,56 @@
     <w:p>
       <w:pPr>
         <w:pStyle w:val="TOC1"/>
-        <w:rPr>
-          <w:rFonts w:hint="eastAsia"/>
-        </w:rPr>
       </w:pPr>
     </w:p>
     <w:p>
       <w:pPr>
         <w:pStyle w:val="TOC1"/>
+        <w:rPr>
+          <w:sz w:val="52"/>
+          <w:szCs w:val="52"/>
+        </w:rPr>
+      </w:pPr>
+    </w:p>
+    <w:p>
+      <w:pPr>
+        <w:pStyle w:val="TOC1"/>
+        <w:rPr>
+          <w:sz w:val="52"/>
+          <w:szCs w:val="52"/>
+        </w:rPr>
+      </w:pPr>
+    </w:p>
+    <w:p>
+      <w:pPr>
+        <w:pStyle w:val="TOC1"/>
+        <w:rPr>
+          <w:sz w:val="52"/>
+          <w:szCs w:val="52"/>
+        </w:rPr>
+      </w:pPr>
+    </w:p>
+    <w:p>
+      <w:pPr>
+        <w:pStyle w:val="TOC1"/>
+        <w:rPr>
+          <w:sz w:val="52"/>
+          <w:szCs w:val="52"/>
+        </w:rPr>
+      </w:pPr>
+      <w:r>
         <w:rPr>
           <w:rFonts w:hint="eastAsia"/>
           <w:sz w:val="52"/>
           <w:szCs w:val="52"/>
         </w:rPr>
-      </w:pPr>
+        <w:t>嵌入式系统设计实验报告</w:t>
+      </w:r>
     </w:p>
     <w:p>
       <w:pPr>
         <w:pStyle w:val="TOC1"/>
         <w:rPr>
-          <w:rFonts w:hint="eastAsia"/>
           <w:sz w:val="52"/>
           <w:szCs w:val="52"/>
         </w:rPr>
@@ -96,7 +123,6 @@
       <w:pPr>
         <w:pStyle w:val="TOC1"/>
         <w:rPr>
-          <w:rFonts w:hint="eastAsia"/>
           <w:sz w:val="52"/>
           <w:szCs w:val="52"/>
         </w:rPr>
@@ -106,117 +132,74 @@
       <w:pPr>
         <w:pStyle w:val="TOC1"/>
         <w:rPr>
-          <w:rFonts w:hint="eastAsia"/>
-          <w:sz w:val="52"/>
-          <w:szCs w:val="52"/>
-        </w:rPr>
-      </w:pPr>
-      <w:r>
-        <w:rPr>
-          <w:rFonts w:hint="eastAsia"/>
-          <w:sz w:val="52"/>
-          <w:szCs w:val="52"/>
-        </w:rPr>
-        <w:t>嵌入式系统设计实验报告</w:t>
-      </w:r>
-    </w:p>
-    <w:p>
-      <w:pPr>
-        <w:pStyle w:val="TOC1"/>
-        <w:rPr>
-          <w:rFonts w:hint="eastAsia"/>
-          <w:sz w:val="52"/>
-          <w:szCs w:val="52"/>
-        </w:rPr>
-      </w:pPr>
-    </w:p>
-    <w:p>
-      <w:pPr>
-        <w:pStyle w:val="TOC1"/>
-        <w:rPr>
-          <w:rFonts w:hint="eastAsia"/>
-          <w:sz w:val="52"/>
-          <w:szCs w:val="52"/>
-        </w:rPr>
-      </w:pPr>
-    </w:p>
-    <w:p>
-      <w:pPr>
-        <w:pStyle w:val="TOC1"/>
+          <w:sz w:val="24"/>
+        </w:rPr>
+      </w:pPr>
+      <w:r>
         <w:rPr>
           <w:rFonts w:hint="eastAsia"/>
           <w:sz w:val="24"/>
         </w:rPr>
+        <w:t>学生姓名：</w:t>
+      </w:r>
+    </w:p>
+    <w:p>
+      <w:pPr>
+        <w:pStyle w:val="TOC1"/>
+        <w:rPr>
+          <w:sz w:val="24"/>
+        </w:rPr>
       </w:pPr>
       <w:r>
         <w:rPr>
           <w:rFonts w:hint="eastAsia"/>
           <w:sz w:val="24"/>
         </w:rPr>
-        <w:t>学生姓名：</w:t>
+        <w:t>学生学号：</w:t>
       </w:r>
     </w:p>
     <w:p>
       <w:pPr>
         <w:pStyle w:val="TOC1"/>
+        <w:rPr>
+          <w:sz w:val="24"/>
+        </w:rPr>
+      </w:pPr>
+      <w:r>
         <w:rPr>
           <w:rFonts w:hint="eastAsia"/>
           <w:sz w:val="24"/>
         </w:rPr>
+        <w:t>指导教师：</w:t>
+      </w:r>
+    </w:p>
+    <w:p>
+      <w:pPr>
+        <w:pStyle w:val="TOC1"/>
+        <w:rPr>
+          <w:sz w:val="24"/>
+        </w:rPr>
       </w:pPr>
       <w:r>
         <w:rPr>
           <w:rFonts w:hint="eastAsia"/>
           <w:sz w:val="24"/>
         </w:rPr>
-        <w:t>学生学号：</w:t>
+        <w:t>实验时间：</w:t>
       </w:r>
     </w:p>
     <w:p>
       <w:pPr>
         <w:pStyle w:val="TOC1"/>
+        <w:rPr>
+          <w:sz w:val="24"/>
+        </w:rPr>
+      </w:pPr>
+      <w:r>
         <w:rPr>
           <w:rFonts w:hint="eastAsia"/>
           <w:sz w:val="24"/>
         </w:rPr>
-      </w:pPr>
-      <w:r>
-        <w:rPr>
-          <w:rFonts w:hint="eastAsia"/>
-          <w:sz w:val="24"/>
-        </w:rPr>
-        <w:t>指导教师：</w:t>
-      </w:r>
-    </w:p>
-    <w:p>
-      <w:pPr>
-        <w:pStyle w:val="TOC1"/>
-        <w:rPr>
-          <w:rFonts w:hint="eastAsia"/>
-          <w:sz w:val="24"/>
-        </w:rPr>
-      </w:pPr>
-      <w:r>
-        <w:rPr>
-          <w:rFonts w:hint="eastAsia"/>
-          <w:sz w:val="24"/>
-        </w:rPr>
-        <w:t>实验时间：</w:t>
-      </w:r>
-    </w:p>
-    <w:p>
-      <w:pPr>
-        <w:pStyle w:val="TOC1"/>
-        <w:rPr>
-          <w:rFonts w:hint="eastAsia"/>
-          <w:sz w:val="24"/>
-        </w:rPr>
-      </w:pPr>
-      <w:r>
-        <w:rPr>
-          <w:rFonts w:hint="eastAsia"/>
-          <w:sz w:val="24"/>
-        </w:rPr>
         <w:t>实验地点：</w:t>
       </w:r>
     </w:p>
@@ -243,7 +226,6 @@
       <w:pPr>
         <w:jc w:val="center"/>
         <w:rPr>
-          <w:rFonts w:hint="eastAsia"/>
           <w:b/>
           <w:bCs/>
           <w:sz w:val="28"/>
@@ -259,8 +241,9 @@
           <w:szCs w:val="28"/>
         </w:rPr>
         <w:lastRenderedPageBreak/>
-        <w:t>实验一</w:t>
-      </w:r>
+        <w:t>实验</w:t>
+      </w:r>
+      <w:proofErr w:type="gramStart"/>
       <w:r>
         <w:rPr>
           <w:rFonts w:hint="eastAsia"/>
@@ -269,8 +252,9 @@
           <w:sz w:val="28"/>
           <w:szCs w:val="28"/>
         </w:rPr>
-        <w:t xml:space="preserve"> </w:t>
-      </w:r>
+        <w:t>一</w:t>
+      </w:r>
+      <w:proofErr w:type="gramEnd"/>
       <w:r>
         <w:rPr>
           <w:rFonts w:hint="eastAsia"/>
@@ -279,12 +263,9 @@
           <w:sz w:val="28"/>
           <w:szCs w:val="28"/>
         </w:rPr>
-        <w:t>外设驱动实验</w:t>
-      </w:r>
-    </w:p>
-    <w:p>
-      <w:pPr>
-        <w:jc w:val="center"/>
+        <w:t xml:space="preserve"> </w:t>
+      </w:r>
+      <w:r>
         <w:rPr>
           <w:rFonts w:hint="eastAsia"/>
           <w:b/>
@@ -292,13 +273,25 @@
           <w:sz w:val="28"/>
           <w:szCs w:val="28"/>
         </w:rPr>
+        <w:t>外设驱动实验</w:t>
+      </w:r>
+    </w:p>
+    <w:p>
+      <w:pPr>
+        <w:jc w:val="center"/>
+        <w:rPr>
+          <w:b/>
+          <w:bCs/>
+          <w:sz w:val="28"/>
+          <w:szCs w:val="28"/>
+        </w:rPr>
       </w:pPr>
     </w:p>
     <w:p>
       <w:pPr>
         <w:jc w:val="left"/>
         <w:rPr>
-          <w:rFonts w:cs="宋体" w:hint="eastAsia"/>
+          <w:rFonts w:cs="宋体"/>
           <w:b/>
           <w:bCs/>
           <w:sz w:val="24"/>
@@ -410,7 +403,7 @@
         <w:adjustRightInd w:val="0"/>
         <w:jc w:val="left"/>
         <w:rPr>
-          <w:rFonts w:ascii="宋体" w:hAnsi="PalatinoLinotype-Bold" w:cs="宋体" w:hint="eastAsia"/>
+          <w:rFonts w:ascii="宋体" w:hAnsi="PalatinoLinotype-Bold" w:cs="宋体"/>
           <w:b/>
           <w:kern w:val="0"/>
           <w:sz w:val="24"/>
@@ -424,7 +417,7 @@
         <w:adjustRightInd w:val="0"/>
         <w:jc w:val="left"/>
         <w:rPr>
-          <w:rFonts w:ascii="宋体" w:hAnsi="PalatinoLinotype-Bold" w:cs="宋体" w:hint="eastAsia"/>
+          <w:rFonts w:ascii="宋体" w:hAnsi="PalatinoLinotype-Bold" w:cs="宋体"/>
           <w:b/>
           <w:kern w:val="0"/>
           <w:sz w:val="24"/>
@@ -489,7 +482,7 @@
         <w:spacing w:before="100" w:after="100"/>
         <w:contextualSpacing/>
         <w:rPr>
-          <w:rFonts w:ascii="宋体" w:hAnsi="宋体" w:cs="宋体"/>
+          <w:rFonts w:ascii="宋体" w:hAnsi="宋体" w:cs="宋体" w:hint="eastAsia"/>
           <w:sz w:val="20"/>
           <w:szCs w:val="20"/>
         </w:rPr>
@@ -570,33 +563,33 @@
         <w:pStyle w:val="a8"/>
         <w:widowControl/>
         <w:rPr>
-          <w:rFonts w:ascii="宋体" w:hAnsi="宋体" w:cs="宋体"/>
-          <w:sz w:val="27"/>
-          <w:szCs w:val="27"/>
-        </w:rPr>
-      </w:pPr>
-      <w:r>
-        <w:rPr>
           <w:rFonts w:ascii="宋体" w:hAnsi="宋体" w:cs="宋体" w:hint="eastAsia"/>
           <w:sz w:val="27"/>
           <w:szCs w:val="27"/>
         </w:rPr>
-        <w:t>硬件：</w:t>
-      </w:r>
-      <w:r>
-        <w:rPr>
-          <w:rFonts w:ascii="宋体" w:hAnsi="宋体" w:cs="宋体" w:hint="eastAsia"/>
-          <w:sz w:val="20"/>
-          <w:szCs w:val="20"/>
-        </w:rPr>
-        <w:t>pc计算机（宿主机），STM32开发板</w:t>
-      </w:r>
+      </w:pPr>
       <w:r>
         <w:rPr>
           <w:rFonts w:ascii="宋体" w:hAnsi="宋体" w:cs="宋体" w:hint="eastAsia"/>
           <w:sz w:val="27"/>
           <w:szCs w:val="27"/>
         </w:rPr>
+        <w:t>硬件：</w:t>
+      </w:r>
+      <w:r>
+        <w:rPr>
+          <w:rFonts w:ascii="宋体" w:hAnsi="宋体" w:cs="宋体" w:hint="eastAsia"/>
+          <w:sz w:val="20"/>
+          <w:szCs w:val="20"/>
+        </w:rPr>
+        <w:t>pc计算机（宿主机），STM32开发板</w:t>
+      </w:r>
+      <w:r>
+        <w:rPr>
+          <w:rFonts w:ascii="宋体" w:hAnsi="宋体" w:cs="宋体" w:hint="eastAsia"/>
+          <w:sz w:val="27"/>
+          <w:szCs w:val="27"/>
+        </w:rPr>
         <w:t>，</w:t>
       </w:r>
       <w:r>
@@ -612,9 +605,6 @@
       <w:pPr>
         <w:pStyle w:val="a8"/>
         <w:widowControl/>
-        <w:rPr>
-          <w:rFonts w:hint="eastAsia"/>
-        </w:rPr>
       </w:pPr>
       <w:r>
         <w:rPr>
@@ -640,7 +630,7 @@
         <w:adjustRightInd w:val="0"/>
         <w:jc w:val="left"/>
         <w:rPr>
-          <w:rFonts w:ascii="宋体" w:hAnsi="PalatinoLinotype-Bold" w:cs="宋体" w:hint="eastAsia"/>
+          <w:rFonts w:ascii="宋体" w:hAnsi="PalatinoLinotype-Bold" w:cs="宋体"/>
           <w:b/>
           <w:kern w:val="0"/>
           <w:sz w:val="24"/>
@@ -696,7 +686,7 @@
         <w:ind w:firstLineChars="200" w:firstLine="400"/>
         <w:contextualSpacing/>
         <w:rPr>
-          <w:rFonts w:ascii="宋体" w:hAnsi="宋体" w:cs="宋体"/>
+          <w:rFonts w:ascii="宋体" w:hAnsi="宋体" w:cs="宋体" w:hint="eastAsia"/>
           <w:sz w:val="20"/>
           <w:szCs w:val="20"/>
         </w:rPr>
@@ -717,7 +707,7 @@
         <w:adjustRightInd w:val="0"/>
         <w:jc w:val="left"/>
         <w:rPr>
-          <w:rFonts w:ascii="宋体" w:cs="宋体" w:hint="eastAsia"/>
+          <w:rFonts w:ascii="宋体" w:cs="宋体"/>
           <w:kern w:val="0"/>
           <w:szCs w:val="21"/>
         </w:rPr>
@@ -730,7 +720,7 @@
         <w:adjustRightInd w:val="0"/>
         <w:jc w:val="left"/>
         <w:rPr>
-          <w:rFonts w:ascii="宋体" w:hAnsi="PalatinoLinotype-Bold" w:cs="宋体" w:hint="eastAsia"/>
+          <w:rFonts w:ascii="宋体" w:hAnsi="PalatinoLinotype-Bold" w:cs="宋体"/>
           <w:b/>
           <w:kern w:val="0"/>
           <w:sz w:val="24"/>
@@ -1061,7 +1051,7 @@
         <w:spacing w:before="100" w:after="100"/>
         <w:contextualSpacing/>
         <w:rPr>
-          <w:rFonts w:ascii="Arial" w:hAnsi="Arial" w:cs="Arial" w:hint="eastAsia"/>
+          <w:rFonts w:ascii="Arial" w:hAnsi="Arial" w:cs="Arial"/>
           <w:sz w:val="20"/>
           <w:szCs w:val="20"/>
         </w:rPr>
@@ -1146,7 +1136,7 @@
         <w:spacing w:before="100" w:after="100"/>
         <w:contextualSpacing/>
         <w:rPr>
-          <w:rFonts w:ascii="Arial" w:hAnsi="Arial" w:cs="Arial" w:hint="eastAsia"/>
+          <w:rFonts w:ascii="Arial" w:hAnsi="Arial" w:cs="Arial"/>
           <w:sz w:val="20"/>
           <w:szCs w:val="20"/>
         </w:rPr>
@@ -1231,7 +1221,7 @@
         <w:adjustRightInd w:val="0"/>
         <w:jc w:val="left"/>
         <w:rPr>
-          <w:rFonts w:ascii="宋体" w:hAnsi="PalatinoLinotype-Bold" w:cs="宋体" w:hint="eastAsia"/>
+          <w:rFonts w:ascii="宋体" w:hAnsi="PalatinoLinotype-Bold" w:cs="宋体"/>
           <w:b/>
           <w:kern w:val="0"/>
           <w:sz w:val="24"/>
@@ -1329,7 +1319,6 @@
           <w:kern w:val="0"/>
           <w:sz w:val="20"/>
           <w:szCs w:val="20"/>
-          <w:lang w:val="en-US" w:eastAsia="zh-CN"/>
         </w:rPr>
         <w:drawing>
           <wp:inline distT="0" distB="0" distL="0" distR="0" wp14:anchorId="029F3A25" wp14:editId="3B6AE4A9">
@@ -1422,7 +1411,6 @@
           <w:kern w:val="0"/>
           <w:sz w:val="20"/>
           <w:szCs w:val="20"/>
-          <w:lang w:val="en-US" w:eastAsia="zh-CN"/>
         </w:rPr>
         <w:drawing>
           <wp:inline distT="0" distB="0" distL="0" distR="0" wp14:anchorId="7712F14E" wp14:editId="314DFC8A">
@@ -1540,7 +1528,6 @@
       <w:r>
         <w:rPr>
           <w:noProof/>
-          <w:lang w:val="en-US" w:eastAsia="zh-CN"/>
         </w:rPr>
         <w:drawing>
           <wp:inline distT="0" distB="0" distL="0" distR="0" wp14:anchorId="2CC039DE" wp14:editId="5E86D88C">
@@ -1608,7 +1595,6 @@
       <w:r>
         <w:rPr>
           <w:noProof/>
-          <w:lang w:val="en-US" w:eastAsia="zh-CN"/>
         </w:rPr>
         <w:drawing>
           <wp:inline distT="0" distB="0" distL="0" distR="0" wp14:anchorId="6578CF4A" wp14:editId="1BEC8069">
@@ -1662,7 +1648,6 @@
       <w:r>
         <w:rPr>
           <w:noProof/>
-          <w:lang w:val="en-US" w:eastAsia="zh-CN"/>
         </w:rPr>
         <w:drawing>
           <wp:inline distT="0" distB="0" distL="0" distR="0" wp14:anchorId="66B53B52" wp14:editId="6F9EC52B">
@@ -1721,7 +1706,7 @@
         <w:ind w:left="720" w:firstLineChars="200" w:firstLine="400"/>
         <w:jc w:val="left"/>
         <w:rPr>
-          <w:rFonts w:ascii="宋体" w:hAnsi="宋体" w:cs="Arial"/>
+          <w:rFonts w:ascii="宋体" w:hAnsi="宋体" w:cs="Arial" w:hint="eastAsia"/>
           <w:color w:val="000000"/>
           <w:kern w:val="0"/>
           <w:sz w:val="20"/>
@@ -1796,7 +1781,7 @@
         <w:adjustRightInd w:val="0"/>
         <w:jc w:val="left"/>
         <w:rPr>
-          <w:rFonts w:ascii="宋体" w:hAnsi="PalatinoLinotype-Bold" w:cs="宋体" w:hint="eastAsia"/>
+          <w:rFonts w:ascii="宋体" w:hAnsi="PalatinoLinotype-Bold" w:cs="宋体"/>
           <w:b/>
           <w:kern w:val="0"/>
           <w:sz w:val="24"/>
@@ -1810,7 +1795,7 @@
         <w:adjustRightInd w:val="0"/>
         <w:jc w:val="left"/>
         <w:rPr>
-          <w:rFonts w:ascii="宋体" w:hAnsi="宋体" w:cs="Arial"/>
+          <w:rFonts w:ascii="宋体" w:hAnsi="宋体" w:cs="Arial" w:hint="eastAsia"/>
           <w:bCs/>
           <w:color w:val="000000"/>
           <w:sz w:val="20"/>
@@ -1929,13 +1914,10 @@
           <w:sz w:val="21"/>
           <w:szCs w:val="21"/>
         </w:rPr>
-        <w:t>3.查看启动文件、HAL库结构和相应文件；</w:t>
-      </w:r>
-    </w:p>
-    <w:p>
-      <w:pPr>
-        <w:pStyle w:val="a8"/>
-        <w:widowControl/>
+        <w:t>3.查看启动文件、HAL</w:t>
+      </w:r>
+      <w:proofErr w:type="gramStart"/>
+      <w:r>
         <w:rPr>
           <w:rFonts w:ascii="宋体" w:hAnsi="宋体" w:cs="Arial" w:hint="eastAsia"/>
           <w:bCs/>
@@ -1943,7 +1925,9 @@
           <w:sz w:val="21"/>
           <w:szCs w:val="21"/>
         </w:rPr>
-      </w:pPr>
+        <w:t>库结构</w:t>
+      </w:r>
+      <w:proofErr w:type="gramEnd"/>
       <w:r>
         <w:rPr>
           <w:rFonts w:ascii="宋体" w:hAnsi="宋体" w:cs="Arial" w:hint="eastAsia"/>
@@ -1952,7 +1936,7 @@
           <w:sz w:val="21"/>
           <w:szCs w:val="21"/>
         </w:rPr>
-        <w:t>4.编写用户代码；</w:t>
+        <w:t>和相应文件；</w:t>
       </w:r>
     </w:p>
     <w:p>
@@ -1975,6 +1959,29 @@
           <w:sz w:val="21"/>
           <w:szCs w:val="21"/>
         </w:rPr>
+        <w:t>4.编写用户代码；</w:t>
+      </w:r>
+    </w:p>
+    <w:p>
+      <w:pPr>
+        <w:pStyle w:val="a8"/>
+        <w:widowControl/>
+        <w:rPr>
+          <w:rFonts w:ascii="宋体" w:hAnsi="宋体" w:cs="Arial" w:hint="eastAsia"/>
+          <w:bCs/>
+          <w:color w:val="000000"/>
+          <w:sz w:val="21"/>
+          <w:szCs w:val="21"/>
+        </w:rPr>
+      </w:pPr>
+      <w:r>
+        <w:rPr>
+          <w:rFonts w:ascii="宋体" w:hAnsi="宋体" w:cs="Arial" w:hint="eastAsia"/>
+          <w:bCs/>
+          <w:color w:val="000000"/>
+          <w:sz w:val="21"/>
+          <w:szCs w:val="21"/>
+        </w:rPr>
         <w:t>5.编译代码；</w:t>
       </w:r>
     </w:p>
@@ -1983,7 +1990,7 @@
         <w:pStyle w:val="a8"/>
         <w:widowControl/>
         <w:rPr>
-          <w:rFonts w:ascii="宋体" w:hAnsi="宋体" w:cs="Arial"/>
+          <w:rFonts w:ascii="宋体" w:hAnsi="宋体" w:cs="Arial" w:hint="eastAsia"/>
           <w:bCs/>
           <w:color w:val="000000"/>
           <w:sz w:val="21"/>
@@ -2022,7 +2029,7 @@
         <w:adjustRightInd w:val="0"/>
         <w:jc w:val="left"/>
         <w:rPr>
-          <w:rFonts w:ascii="宋体" w:hAnsi="PalatinoLinotype-Bold" w:cs="宋体" w:hint="eastAsia"/>
+          <w:rFonts w:ascii="宋体" w:hAnsi="PalatinoLinotype-Bold" w:cs="宋体"/>
           <w:b/>
           <w:kern w:val="0"/>
           <w:sz w:val="24"/>
@@ -2090,6 +2097,79 @@
           <w:szCs w:val="13"/>
         </w:rPr>
       </w:pPr>
+      <w:r>
+        <w:rPr>
+          <w:rFonts w:hint="eastAsia"/>
+          <w:noProof/>
+        </w:rPr>
+        <w:drawing>
+          <wp:anchor distT="0" distB="0" distL="114300" distR="114300" simplePos="0" relativeHeight="251658240" behindDoc="0" locked="0" layoutInCell="1" allowOverlap="1" wp14:anchorId="4DA7313B" wp14:editId="1BB52E95">
+            <wp:simplePos x="0" y="0"/>
+            <wp:positionH relativeFrom="margin">
+              <wp:align>left</wp:align>
+            </wp:positionH>
+            <wp:positionV relativeFrom="paragraph">
+              <wp:posOffset>659282</wp:posOffset>
+            </wp:positionV>
+            <wp:extent cx="3437890" cy="3232785"/>
+            <wp:effectExtent l="0" t="0" r="0" b="5715"/>
+            <wp:wrapTopAndBottom/>
+            <wp:docPr id="967182511" name="图片 1"/>
+            <wp:cNvGraphicFramePr>
+              <a:graphicFrameLocks xmlns:a="http://schemas.openxmlformats.org/drawingml/2006/main" noChangeAspect="1"/>
+            </wp:cNvGraphicFramePr>
+            <a:graphic xmlns:a="http://schemas.openxmlformats.org/drawingml/2006/main">
+              <a:graphicData uri="http://schemas.openxmlformats.org/drawingml/2006/picture">
+                <pic:pic xmlns:pic="http://schemas.openxmlformats.org/drawingml/2006/picture">
+                  <pic:nvPicPr>
+                    <pic:cNvPr id="0" name="Picture 1"/>
+                    <pic:cNvPicPr>
+                      <a:picLocks noChangeAspect="1" noChangeArrowheads="1"/>
+                    </pic:cNvPicPr>
+                  </pic:nvPicPr>
+                  <pic:blipFill rotWithShape="1">
+                    <a:blip r:embed="rId13" cstate="print">
+                      <a:extLst>
+                        <a:ext uri="{28A0092B-C50C-407E-A947-70E740481C1C}">
+                          <a14:useLocalDpi xmlns:a14="http://schemas.microsoft.com/office/drawing/2010/main" val="0"/>
+                        </a:ext>
+                      </a:extLst>
+                    </a:blip>
+                    <a:srcRect l="8634" r="17576" b="3981"/>
+                    <a:stretch>
+                      <a:fillRect/>
+                    </a:stretch>
+                  </pic:blipFill>
+                  <pic:spPr bwMode="auto">
+                    <a:xfrm>
+                      <a:off x="0" y="0"/>
+                      <a:ext cx="3437890" cy="3232785"/>
+                    </a:xfrm>
+                    <a:prstGeom prst="rect">
+                      <a:avLst/>
+                    </a:prstGeom>
+                    <a:noFill/>
+                    <a:ln>
+                      <a:noFill/>
+                    </a:ln>
+                    <a:extLst>
+                      <a:ext uri="{53640926-AAD7-44D8-BBD7-CCE9431645EC}">
+                        <a14:shadowObscured xmlns:a14="http://schemas.microsoft.com/office/drawing/2010/main"/>
+                      </a:ext>
+                    </a:extLst>
+                  </pic:spPr>
+                </pic:pic>
+              </a:graphicData>
+            </a:graphic>
+            <wp14:sizeRelH relativeFrom="margin">
+              <wp14:pctWidth>0</wp14:pctWidth>
+            </wp14:sizeRelH>
+            <wp14:sizeRelV relativeFrom="margin">
+              <wp14:pctHeight>0</wp14:pctHeight>
+            </wp14:sizeRelV>
+          </wp:anchor>
+        </w:drawing>
+      </w:r>
       <w:r>
         <w:rPr>
           <w:rFonts w:cs="Arial" w:hint="eastAsia"/>
@@ -2118,7 +2198,7 @@
         <w:spacing w:before="100" w:beforeAutospacing="1" w:after="100" w:afterAutospacing="1"/>
         <w:jc w:val="left"/>
         <w:rPr>
-          <w:rFonts w:ascii="宋体" w:hAnsi="宋体" w:cs="Arial"/>
+          <w:rFonts w:ascii="宋体" w:hAnsi="宋体" w:cs="Arial" w:hint="eastAsia"/>
           <w:b/>
           <w:bCs/>
           <w:color w:val="000000"/>
@@ -2149,6 +2229,60 @@
         <w:spacing w:beforeAutospacing="1" w:afterAutospacing="1"/>
         <w:jc w:val="left"/>
       </w:pPr>
+      <w:r>
+        <w:rPr>
+          <w:rFonts w:hint="eastAsia"/>
+          <w:noProof/>
+        </w:rPr>
+        <w:drawing>
+          <wp:inline distT="0" distB="0" distL="0" distR="0" wp14:anchorId="0186B917" wp14:editId="4F1CB76A">
+            <wp:extent cx="4589702" cy="2823667"/>
+            <wp:effectExtent l="0" t="0" r="0" b="1905"/>
+            <wp:docPr id="1260295798" name="图片 3"/>
+            <wp:cNvGraphicFramePr>
+              <a:graphicFrameLocks xmlns:a="http://schemas.openxmlformats.org/drawingml/2006/main" noChangeAspect="1"/>
+            </wp:cNvGraphicFramePr>
+            <a:graphic xmlns:a="http://schemas.openxmlformats.org/drawingml/2006/main">
+              <a:graphicData uri="http://schemas.openxmlformats.org/drawingml/2006/picture">
+                <pic:pic xmlns:pic="http://schemas.openxmlformats.org/drawingml/2006/picture">
+                  <pic:nvPicPr>
+                    <pic:cNvPr id="0" name="Picture 8"/>
+                    <pic:cNvPicPr>
+                      <a:picLocks noChangeAspect="1" noChangeArrowheads="1"/>
+                    </pic:cNvPicPr>
+                  </pic:nvPicPr>
+                  <pic:blipFill>
+                    <a:blip r:embed="rId14" cstate="print">
+                      <a:extLst>
+                        <a:ext uri="{28A0092B-C50C-407E-A947-70E740481C1C}">
+                          <a14:useLocalDpi xmlns:a14="http://schemas.microsoft.com/office/drawing/2010/main" val="0"/>
+                        </a:ext>
+                      </a:extLst>
+                    </a:blip>
+                    <a:srcRect/>
+                    <a:stretch>
+                      <a:fillRect/>
+                    </a:stretch>
+                  </pic:blipFill>
+                  <pic:spPr bwMode="auto">
+                    <a:xfrm>
+                      <a:off x="0" y="0"/>
+                      <a:ext cx="4589702" cy="2823667"/>
+                    </a:xfrm>
+                    <a:prstGeom prst="rect">
+                      <a:avLst/>
+                    </a:prstGeom>
+                    <a:noFill/>
+                    <a:ln>
+                      <a:noFill/>
+                    </a:ln>
+                  </pic:spPr>
+                </pic:pic>
+              </a:graphicData>
+            </a:graphic>
+          </wp:inline>
+        </w:drawing>
+      </w:r>
     </w:p>
     <w:p>
       <w:pPr>
@@ -2157,7 +2291,7 @@
         <w:adjustRightInd w:val="0"/>
         <w:jc w:val="left"/>
         <w:rPr>
-          <w:rFonts w:ascii="PalatinoLinotype-Bold" w:hAnsi="PalatinoLinotype-Bold" w:cs="PalatinoLinotype-Bold" w:hint="eastAsia"/>
+          <w:rFonts w:ascii="PalatinoLinotype-Bold" w:hAnsi="PalatinoLinotype-Bold" w:cs="PalatinoLinotype-Bold"/>
           <w:bCs/>
           <w:kern w:val="0"/>
           <w:szCs w:val="21"/>
@@ -2170,7 +2304,7 @@
         <w:spacing w:before="100" w:beforeAutospacing="1" w:after="100" w:afterAutospacing="1"/>
         <w:jc w:val="left"/>
         <w:rPr>
-          <w:rFonts w:ascii="宋体" w:hAnsi="宋体" w:cs="Arial"/>
+          <w:rFonts w:ascii="宋体" w:hAnsi="宋体" w:cs="Arial" w:hint="eastAsia"/>
           <w:b/>
           <w:bCs/>
           <w:color w:val="000000"/>
@@ -2199,7 +2333,7 @@
         <w:adjustRightInd w:val="0"/>
         <w:jc w:val="left"/>
         <w:rPr>
-          <w:rFonts w:ascii="PalatinoLinotype-Bold" w:hAnsi="PalatinoLinotype-Bold" w:cs="PalatinoLinotype-Bold" w:hint="eastAsia"/>
+          <w:rFonts w:ascii="PalatinoLinotype-Bold" w:hAnsi="PalatinoLinotype-Bold" w:cs="PalatinoLinotype-Bold"/>
           <w:bCs/>
           <w:kern w:val="0"/>
           <w:szCs w:val="21"/>
@@ -2213,7 +2347,7 @@
         <w:adjustRightInd w:val="0"/>
         <w:jc w:val="left"/>
         <w:rPr>
-          <w:rFonts w:ascii="PalatinoLinotype-Bold" w:hAnsi="PalatinoLinotype-Bold" w:cs="PalatinoLinotype-Bold" w:hint="eastAsia"/>
+          <w:rFonts w:ascii="PalatinoLinotype-Bold" w:hAnsi="PalatinoLinotype-Bold" w:cs="PalatinoLinotype-Bold"/>
           <w:bCs/>
           <w:kern w:val="0"/>
           <w:szCs w:val="21"/>
@@ -2226,7 +2360,7 @@
         <w:spacing w:before="100" w:beforeAutospacing="1" w:after="100" w:afterAutospacing="1"/>
         <w:jc w:val="left"/>
         <w:rPr>
-          <w:rFonts w:ascii="宋体" w:hAnsi="宋体" w:cs="Arial"/>
+          <w:rFonts w:ascii="宋体" w:hAnsi="宋体" w:cs="Arial" w:hint="eastAsia"/>
           <w:b/>
           <w:bCs/>
           <w:color w:val="000000"/>
@@ -2350,7 +2484,7 @@
           <w:numId w:val="3"/>
         </w:numPr>
         <w:rPr>
-          <w:rFonts w:ascii="宋体" w:hAnsi="宋体" w:cs="宋体"/>
+          <w:rFonts w:ascii="宋体" w:hAnsi="宋体" w:cs="宋体" w:hint="eastAsia"/>
         </w:rPr>
       </w:pPr>
       <w:r>
@@ -2372,7 +2506,7 @@
           <w:tab w:val="left" w:pos="312"/>
         </w:tabs>
         <w:rPr>
-          <w:rFonts w:ascii="宋体" w:hAnsi="宋体" w:cs="宋体"/>
+          <w:rFonts w:ascii="宋体" w:hAnsi="宋体" w:cs="宋体" w:hint="eastAsia"/>
         </w:rPr>
       </w:pPr>
       <w:r>
@@ -2394,7 +2528,7 @@
           <w:tab w:val="left" w:pos="312"/>
         </w:tabs>
         <w:rPr>
-          <w:rFonts w:ascii="宋体" w:hAnsi="宋体" w:cs="宋体"/>
+          <w:rFonts w:ascii="宋体" w:hAnsi="宋体" w:cs="宋体" w:hint="eastAsia"/>
         </w:rPr>
       </w:pPr>
       <w:r>
@@ -2421,30 +2555,11 @@
       <w:pPr>
         <w:pStyle w:val="a8"/>
         <w:widowControl/>
-        <w:rPr>
-          <w:rFonts w:ascii="宋体" w:hAnsi="宋体" w:cs="宋体"/>
-          <w:sz w:val="27"/>
-          <w:szCs w:val="27"/>
-        </w:rPr>
-      </w:pPr>
-      <w:r>
         <w:rPr>
           <w:rFonts w:ascii="宋体" w:hAnsi="宋体" w:cs="宋体" w:hint="eastAsia"/>
           <w:sz w:val="27"/>
           <w:szCs w:val="27"/>
         </w:rPr>
-        <w:t>硬件：PC计算机（宿主机）,STM32开发板，JLINK仿真器。</w:t>
-      </w:r>
-    </w:p>
-    <w:p>
-      <w:pPr>
-        <w:pStyle w:val="a8"/>
-        <w:widowControl/>
-        <w:rPr>
-          <w:rFonts w:ascii="宋体" w:hAnsi="宋体" w:cs="宋体"/>
-          <w:sz w:val="27"/>
-          <w:szCs w:val="27"/>
-        </w:rPr>
       </w:pPr>
       <w:r>
         <w:rPr>
@@ -2452,6 +2567,25 @@
           <w:sz w:val="27"/>
           <w:szCs w:val="27"/>
         </w:rPr>
+        <w:t>硬件：PC计算机（宿主机）,STM32开发板，JLINK仿真器。</w:t>
+      </w:r>
+    </w:p>
+    <w:p>
+      <w:pPr>
+        <w:pStyle w:val="a8"/>
+        <w:widowControl/>
+        <w:rPr>
+          <w:rFonts w:ascii="宋体" w:hAnsi="宋体" w:cs="宋体" w:hint="eastAsia"/>
+          <w:sz w:val="27"/>
+          <w:szCs w:val="27"/>
+        </w:rPr>
+      </w:pPr>
+      <w:r>
+        <w:rPr>
+          <w:rFonts w:ascii="宋体" w:hAnsi="宋体" w:cs="宋体" w:hint="eastAsia"/>
+          <w:sz w:val="27"/>
+          <w:szCs w:val="27"/>
+        </w:rPr>
         <w:t>软件：WINDOWS  10， STM32CubeMx、KEIL软件。</w:t>
       </w:r>
     </w:p>
@@ -2842,7 +2976,7 @@
         <w:spacing w:before="100" w:after="100"/>
         <w:contextualSpacing/>
         <w:rPr>
-          <w:rFonts w:ascii="Arial" w:hAnsi="Arial" w:cs="Arial" w:hint="eastAsia"/>
+          <w:rFonts w:ascii="Arial" w:hAnsi="Arial" w:cs="Arial"/>
           <w:sz w:val="20"/>
           <w:szCs w:val="20"/>
         </w:rPr>
@@ -2927,7 +3061,7 @@
         <w:spacing w:before="100" w:after="100"/>
         <w:contextualSpacing/>
         <w:rPr>
-          <w:rFonts w:ascii="Arial" w:hAnsi="Arial" w:cs="Arial" w:hint="eastAsia"/>
+          <w:rFonts w:ascii="Arial" w:hAnsi="Arial" w:cs="Arial"/>
           <w:sz w:val="20"/>
           <w:szCs w:val="20"/>
         </w:rPr>
@@ -3039,7 +3173,7 @@
         <w:ind w:firstLineChars="0"/>
         <w:jc w:val="left"/>
         <w:rPr>
-          <w:rFonts w:ascii="宋体" w:hAnsi="宋体" w:cs="Arial"/>
+          <w:rFonts w:ascii="宋体" w:hAnsi="宋体" w:cs="Arial" w:hint="eastAsia"/>
           <w:color w:val="000000"/>
           <w:kern w:val="0"/>
           <w:sz w:val="27"/>
@@ -3094,7 +3228,6 @@
       <w:r>
         <w:rPr>
           <w:noProof/>
-          <w:lang w:val="en-US" w:eastAsia="zh-CN"/>
         </w:rPr>
         <w:drawing>
           <wp:inline distT="0" distB="0" distL="0" distR="0" wp14:anchorId="51B1B924" wp14:editId="3D726E50">
@@ -3181,7 +3314,6 @@
       <w:r>
         <w:rPr>
           <w:noProof/>
-          <w:lang w:val="en-US" w:eastAsia="zh-CN"/>
         </w:rPr>
         <w:drawing>
           <wp:inline distT="0" distB="0" distL="0" distR="0" wp14:anchorId="2A1879B0" wp14:editId="2AB8E0A3">
@@ -3264,7 +3396,6 @@
           <w:kern w:val="0"/>
           <w:sz w:val="20"/>
           <w:szCs w:val="20"/>
-          <w:lang w:val="en-US" w:eastAsia="zh-CN"/>
         </w:rPr>
         <w:drawing>
           <wp:inline distT="0" distB="0" distL="0" distR="0" wp14:anchorId="08012617" wp14:editId="0187FDAA">
@@ -3284,7 +3415,7 @@
                     </pic:cNvPicPr>
                   </pic:nvPicPr>
                   <pic:blipFill>
-                    <a:blip r:embed="rId13">
+                    <a:blip r:embed="rId15">
                       <a:extLst>
                         <a:ext uri="{28A0092B-C50C-407E-A947-70E740481C1C}">
                           <a14:useLocalDpi xmlns:a14="http://schemas.microsoft.com/office/drawing/2010/main" val="0"/>
@@ -3325,7 +3456,7 @@
         <w:spacing w:beforeAutospacing="1" w:afterAutospacing="1"/>
         <w:jc w:val="left"/>
         <w:rPr>
-          <w:rFonts w:ascii="宋体" w:hAnsi="宋体" w:cs="宋体"/>
+          <w:rFonts w:ascii="宋体" w:hAnsi="宋体" w:cs="宋体" w:hint="eastAsia"/>
           <w:sz w:val="24"/>
         </w:rPr>
       </w:pPr>
@@ -3360,7 +3491,7 @@
         <w:ind w:left="720" w:firstLineChars="200" w:firstLine="480"/>
         <w:jc w:val="left"/>
         <w:rPr>
-          <w:rFonts w:ascii="宋体" w:hAnsi="宋体" w:cs="宋体"/>
+          <w:rFonts w:ascii="宋体" w:hAnsi="宋体" w:cs="宋体" w:hint="eastAsia"/>
           <w:kern w:val="0"/>
           <w:sz w:val="20"/>
           <w:szCs w:val="20"/>
@@ -3400,7 +3531,6 @@
       <w:r>
         <w:rPr>
           <w:noProof/>
-          <w:lang w:val="en-US" w:eastAsia="zh-CN"/>
         </w:rPr>
         <w:drawing>
           <wp:inline distT="0" distB="0" distL="0" distR="0" wp14:anchorId="2F1EE8F8" wp14:editId="7E4AD050">
@@ -3482,7 +3612,6 @@
       <w:r>
         <w:rPr>
           <w:noProof/>
-          <w:lang w:val="en-US" w:eastAsia="zh-CN"/>
         </w:rPr>
         <w:drawing>
           <wp:inline distT="0" distB="0" distL="0" distR="0" wp14:anchorId="4FDC36CD" wp14:editId="747950F7">
@@ -3536,7 +3665,6 @@
       <w:r>
         <w:rPr>
           <w:noProof/>
-          <w:lang w:val="en-US" w:eastAsia="zh-CN"/>
         </w:rPr>
         <w:drawing>
           <wp:inline distT="0" distB="0" distL="0" distR="0" wp14:anchorId="4E2F45F7" wp14:editId="04040D65">
@@ -3596,7 +3724,7 @@
         <w:contextualSpacing/>
         <w:jc w:val="left"/>
         <w:rPr>
-          <w:rFonts w:ascii="宋体" w:hAnsi="宋体" w:cs="Arial"/>
+          <w:rFonts w:ascii="宋体" w:hAnsi="宋体" w:cs="Arial" w:hint="eastAsia"/>
           <w:color w:val="000000"/>
           <w:kern w:val="0"/>
           <w:sz w:val="20"/>
@@ -3622,7 +3750,7 @@
         <w:contextualSpacing/>
         <w:jc w:val="left"/>
         <w:rPr>
-          <w:rFonts w:ascii="宋体" w:hAnsi="宋体" w:cs="Arial"/>
+          <w:rFonts w:ascii="宋体" w:hAnsi="宋体" w:cs="Arial" w:hint="eastAsia"/>
           <w:color w:val="000000"/>
           <w:kern w:val="0"/>
           <w:sz w:val="20"/>
@@ -3725,7 +3853,7 @@
         <w:ind w:firstLineChars="0"/>
         <w:jc w:val="left"/>
         <w:rPr>
-          <w:rFonts w:ascii="宋体" w:hAnsi="宋体" w:cs="宋体"/>
+          <w:rFonts w:ascii="宋体" w:hAnsi="宋体" w:cs="宋体" w:hint="eastAsia"/>
           <w:sz w:val="24"/>
         </w:rPr>
       </w:pPr>
@@ -3748,14 +3876,13 @@
         <w:ind w:left="360" w:firstLineChars="0" w:firstLine="0"/>
         <w:jc w:val="left"/>
         <w:rPr>
-          <w:rFonts w:ascii="宋体" w:hAnsi="宋体" w:cs="宋体"/>
+          <w:rFonts w:ascii="宋体" w:hAnsi="宋体" w:cs="宋体" w:hint="eastAsia"/>
           <w:sz w:val="24"/>
         </w:rPr>
       </w:pPr>
       <w:r>
         <w:rPr>
           <w:noProof/>
-          <w:lang w:val="en-US" w:eastAsia="zh-CN"/>
         </w:rPr>
         <w:drawing>
           <wp:inline distT="0" distB="0" distL="0" distR="0" wp14:anchorId="069BF95D" wp14:editId="1040D547">
@@ -3775,7 +3902,7 @@
                     </pic:cNvPicPr>
                   </pic:nvPicPr>
                   <pic:blipFill>
-                    <a:blip r:embed="rId14">
+                    <a:blip r:embed="rId16">
                       <a:extLst>
                         <a:ext uri="{28A0092B-C50C-407E-A947-70E740481C1C}">
                           <a14:useLocalDpi xmlns:a14="http://schemas.microsoft.com/office/drawing/2010/main" val="0"/>
@@ -3818,7 +3945,7 @@
         <w:ind w:left="360" w:firstLineChars="0" w:firstLine="0"/>
         <w:jc w:val="left"/>
         <w:rPr>
-          <w:rFonts w:ascii="宋体" w:hAnsi="宋体" w:cs="Arial"/>
+          <w:rFonts w:ascii="宋体" w:hAnsi="宋体" w:cs="Arial" w:hint="eastAsia"/>
           <w:color w:val="000000"/>
           <w:kern w:val="0"/>
           <w:sz w:val="20"/>
@@ -3851,7 +3978,7 @@
         <w:ind w:firstLineChars="0"/>
         <w:jc w:val="left"/>
         <w:rPr>
-          <w:rFonts w:ascii="宋体" w:hAnsi="宋体" w:cs="宋体"/>
+          <w:rFonts w:ascii="宋体" w:hAnsi="宋体" w:cs="宋体" w:hint="eastAsia"/>
           <w:sz w:val="24"/>
         </w:rPr>
       </w:pPr>
@@ -3874,7 +4001,7 @@
         <w:ind w:left="360" w:firstLineChars="0" w:firstLine="0"/>
         <w:jc w:val="left"/>
         <w:rPr>
-          <w:rFonts w:ascii="宋体" w:hAnsi="宋体" w:cs="Arial"/>
+          <w:rFonts w:ascii="宋体" w:hAnsi="宋体" w:cs="Arial" w:hint="eastAsia"/>
           <w:color w:val="000000"/>
           <w:kern w:val="0"/>
           <w:sz w:val="20"/>
@@ -3884,7 +4011,6 @@
       <w:r>
         <w:rPr>
           <w:noProof/>
-          <w:lang w:val="en-US" w:eastAsia="zh-CN"/>
         </w:rPr>
         <w:drawing>
           <wp:inline distT="0" distB="0" distL="0" distR="0" wp14:anchorId="28BA1617" wp14:editId="518BA41E">
@@ -3904,7 +4030,7 @@
                     </pic:cNvPicPr>
                   </pic:nvPicPr>
                   <pic:blipFill>
-                    <a:blip r:embed="rId15">
+                    <a:blip r:embed="rId17">
                       <a:extLst>
                         <a:ext uri="{28A0092B-C50C-407E-A947-70E740481C1C}">
                           <a14:useLocalDpi xmlns:a14="http://schemas.microsoft.com/office/drawing/2010/main" val="0"/>
@@ -3938,7 +4064,6 @@
       <w:r>
         <w:rPr>
           <w:noProof/>
-          <w:lang w:val="en-US" w:eastAsia="zh-CN"/>
         </w:rPr>
         <w:drawing>
           <wp:inline distT="0" distB="0" distL="0" distR="0" wp14:anchorId="05EE37C4" wp14:editId="1895AC82">
@@ -3958,7 +4083,7 @@
                     </pic:cNvPicPr>
                   </pic:nvPicPr>
                   <pic:blipFill>
-                    <a:blip r:embed="rId16">
+                    <a:blip r:embed="rId18">
                       <a:extLst>
                         <a:ext uri="{28A0092B-C50C-407E-A947-70E740481C1C}">
                           <a14:useLocalDpi xmlns:a14="http://schemas.microsoft.com/office/drawing/2010/main" val="0"/>
@@ -4001,7 +4126,7 @@
         <w:ind w:left="360" w:firstLineChars="0" w:firstLine="0"/>
         <w:jc w:val="left"/>
         <w:rPr>
-          <w:rFonts w:ascii="宋体" w:hAnsi="宋体" w:cs="Arial"/>
+          <w:rFonts w:ascii="宋体" w:hAnsi="宋体" w:cs="Arial" w:hint="eastAsia"/>
           <w:color w:val="000000"/>
           <w:kern w:val="0"/>
           <w:sz w:val="20"/>
@@ -4122,7 +4247,29 @@
           <w:sz w:val="20"/>
           <w:szCs w:val="27"/>
         </w:rPr>
-        <w:t>3.查看启动文件、HAL库结构和相应文件；</w:t>
+        <w:t>3.查看启动文件、HAL</w:t>
+      </w:r>
+      <w:proofErr w:type="gramStart"/>
+      <w:r>
+        <w:rPr>
+          <w:rFonts w:ascii="宋体" w:hAnsi="宋体" w:cs="Arial" w:hint="eastAsia"/>
+          <w:bCs/>
+          <w:color w:val="000000"/>
+          <w:sz w:val="20"/>
+          <w:szCs w:val="27"/>
+        </w:rPr>
+        <w:t>库结构</w:t>
+      </w:r>
+      <w:proofErr w:type="gramEnd"/>
+      <w:r>
+        <w:rPr>
+          <w:rFonts w:ascii="宋体" w:hAnsi="宋体" w:cs="Arial" w:hint="eastAsia"/>
+          <w:bCs/>
+          <w:color w:val="000000"/>
+          <w:sz w:val="20"/>
+          <w:szCs w:val="27"/>
+        </w:rPr>
+        <w:t>和相应文件；</w:t>
       </w:r>
     </w:p>
     <w:p>
@@ -4176,7 +4323,7 @@
         <w:pStyle w:val="a8"/>
         <w:widowControl/>
         <w:rPr>
-          <w:rFonts w:ascii="宋体" w:hAnsi="宋体" w:cs="Arial"/>
+          <w:rFonts w:ascii="宋体" w:hAnsi="宋体" w:cs="Arial" w:hint="eastAsia"/>
           <w:bCs/>
           <w:color w:val="000000"/>
           <w:sz w:val="20"/>
@@ -4199,7 +4346,7 @@
         <w:pStyle w:val="a8"/>
         <w:widowControl/>
         <w:rPr>
-          <w:rFonts w:ascii="宋体" w:hAnsi="宋体" w:cs="Arial"/>
+          <w:rFonts w:ascii="宋体" w:hAnsi="宋体" w:cs="Arial" w:hint="eastAsia"/>
           <w:bCs/>
           <w:color w:val="000000"/>
           <w:sz w:val="20"/>
@@ -4281,6 +4428,134 @@
           <w:sz w:val="24"/>
         </w:rPr>
       </w:pPr>
+      <w:r>
+        <w:rPr>
+          <w:rFonts w:hint="eastAsia"/>
+          <w:noProof/>
+        </w:rPr>
+        <w:drawing>
+          <wp:inline distT="0" distB="0" distL="0" distR="0" wp14:anchorId="4B4808CC" wp14:editId="193651E8">
+            <wp:extent cx="5274310" cy="5022215"/>
+            <wp:effectExtent l="0" t="0" r="0" b="0"/>
+            <wp:docPr id="1066383983" name="图片 4"/>
+            <wp:cNvGraphicFramePr>
+              <a:graphicFrameLocks xmlns:a="http://schemas.openxmlformats.org/drawingml/2006/main" noChangeAspect="1"/>
+            </wp:cNvGraphicFramePr>
+            <a:graphic xmlns:a="http://schemas.openxmlformats.org/drawingml/2006/main">
+              <a:graphicData uri="http://schemas.openxmlformats.org/drawingml/2006/picture">
+                <pic:pic xmlns:pic="http://schemas.openxmlformats.org/drawingml/2006/picture">
+                  <pic:nvPicPr>
+                    <pic:cNvPr id="0" name="Picture 10"/>
+                    <pic:cNvPicPr>
+                      <a:picLocks noChangeAspect="1" noChangeArrowheads="1"/>
+                    </pic:cNvPicPr>
+                  </pic:nvPicPr>
+                  <pic:blipFill>
+                    <a:blip r:embed="rId19">
+                      <a:extLst>
+                        <a:ext uri="{28A0092B-C50C-407E-A947-70E740481C1C}">
+                          <a14:useLocalDpi xmlns:a14="http://schemas.microsoft.com/office/drawing/2010/main" val="0"/>
+                        </a:ext>
+                      </a:extLst>
+                    </a:blip>
+                    <a:srcRect/>
+                    <a:stretch>
+                      <a:fillRect/>
+                    </a:stretch>
+                  </pic:blipFill>
+                  <pic:spPr bwMode="auto">
+                    <a:xfrm>
+                      <a:off x="0" y="0"/>
+                      <a:ext cx="5274310" cy="5022215"/>
+                    </a:xfrm>
+                    <a:prstGeom prst="rect">
+                      <a:avLst/>
+                    </a:prstGeom>
+                    <a:noFill/>
+                    <a:ln>
+                      <a:noFill/>
+                    </a:ln>
+                  </pic:spPr>
+                </pic:pic>
+              </a:graphicData>
+            </a:graphic>
+          </wp:inline>
+        </w:drawing>
+      </w:r>
+      <w:r>
+        <w:rPr>
+          <w:rFonts w:ascii="宋体" w:hAnsi="宋体" w:cs="Arial"/>
+          <w:bCs/>
+          <w:color w:val="000000"/>
+          <w:kern w:val="0"/>
+          <w:sz w:val="24"/>
+        </w:rPr>
+        <w:br/>
+      </w:r>
+      <w:r>
+        <w:rPr>
+          <w:rFonts w:ascii="宋体" w:hAnsi="宋体" w:cs="Arial"/>
+          <w:bCs/>
+          <w:color w:val="000000"/>
+          <w:kern w:val="0"/>
+          <w:sz w:val="24"/>
+        </w:rPr>
+        <w:br/>
+      </w:r>
+      <w:r>
+        <w:rPr>
+          <w:rFonts w:hint="eastAsia"/>
+          <w:noProof/>
+        </w:rPr>
+        <w:drawing>
+          <wp:inline distT="0" distB="0" distL="0" distR="0" wp14:anchorId="2455B981" wp14:editId="081F2F51">
+            <wp:extent cx="5274310" cy="1861185"/>
+            <wp:effectExtent l="0" t="0" r="2540" b="5715"/>
+            <wp:docPr id="112008275" name="图片 5"/>
+            <wp:cNvGraphicFramePr>
+              <a:graphicFrameLocks xmlns:a="http://schemas.openxmlformats.org/drawingml/2006/main" noChangeAspect="1"/>
+            </wp:cNvGraphicFramePr>
+            <a:graphic xmlns:a="http://schemas.openxmlformats.org/drawingml/2006/main">
+              <a:graphicData uri="http://schemas.openxmlformats.org/drawingml/2006/picture">
+                <pic:pic xmlns:pic="http://schemas.openxmlformats.org/drawingml/2006/picture">
+                  <pic:nvPicPr>
+                    <pic:cNvPr id="0" name="Picture 12"/>
+                    <pic:cNvPicPr>
+                      <a:picLocks noChangeAspect="1" noChangeArrowheads="1"/>
+                    </pic:cNvPicPr>
+                  </pic:nvPicPr>
+                  <pic:blipFill>
+                    <a:blip r:embed="rId20">
+                      <a:extLst>
+                        <a:ext uri="{28A0092B-C50C-407E-A947-70E740481C1C}">
+                          <a14:useLocalDpi xmlns:a14="http://schemas.microsoft.com/office/drawing/2010/main" val="0"/>
+                        </a:ext>
+                      </a:extLst>
+                    </a:blip>
+                    <a:srcRect/>
+                    <a:stretch>
+                      <a:fillRect/>
+                    </a:stretch>
+                  </pic:blipFill>
+                  <pic:spPr bwMode="auto">
+                    <a:xfrm>
+                      <a:off x="0" y="0"/>
+                      <a:ext cx="5274310" cy="1861185"/>
+                    </a:xfrm>
+                    <a:prstGeom prst="rect">
+                      <a:avLst/>
+                    </a:prstGeom>
+                    <a:noFill/>
+                    <a:ln>
+                      <a:noFill/>
+                    </a:ln>
+                  </pic:spPr>
+                </pic:pic>
+              </a:graphicData>
+            </a:graphic>
+          </wp:inline>
+        </w:drawing>
+      </w:r>
     </w:p>
     <w:p>
       <w:pPr>
@@ -4288,7 +4563,7 @@
         <w:spacing w:before="100" w:beforeAutospacing="1" w:after="100" w:afterAutospacing="1"/>
         <w:jc w:val="left"/>
         <w:rPr>
-          <w:rFonts w:ascii="宋体" w:hAnsi="宋体" w:cs="Arial"/>
+          <w:rFonts w:ascii="宋体" w:hAnsi="宋体" w:cs="Arial" w:hint="eastAsia"/>
           <w:b/>
           <w:bCs/>
           <w:color w:val="000000"/>
@@ -4299,7 +4574,7 @@
       </w:pPr>
       <w:r>
         <w:rPr>
-          <w:rFonts w:ascii="宋体" w:hAnsi="宋体" w:cs="Arial" w:hint="eastAsia"/>
+          <w:rFonts w:ascii="宋体" w:hAnsi="宋体" w:cs="Arial"/>
           <w:b/>
           <w:bCs/>
           <w:color w:val="000000"/>
@@ -4307,6 +4582,42 @@
           <w:sz w:val="27"/>
           <w:szCs w:val="27"/>
         </w:rPr>
+        <w:br/>
+      </w:r>
+      <w:r>
+        <w:rPr>
+          <w:rFonts w:ascii="宋体" w:hAnsi="宋体" w:cs="Arial"/>
+          <w:b/>
+          <w:bCs/>
+          <w:color w:val="000000"/>
+          <w:kern w:val="0"/>
+          <w:sz w:val="27"/>
+          <w:szCs w:val="27"/>
+        </w:rPr>
+        <w:br/>
+      </w:r>
+      <w:r>
+        <w:rPr>
+          <w:rFonts w:ascii="宋体" w:hAnsi="宋体" w:cs="Arial"/>
+          <w:b/>
+          <w:bCs/>
+          <w:color w:val="000000"/>
+          <w:kern w:val="0"/>
+          <w:sz w:val="27"/>
+          <w:szCs w:val="27"/>
+        </w:rPr>
+        <w:br/>
+      </w:r>
+      <w:r>
+        <w:rPr>
+          <w:rFonts w:ascii="宋体" w:hAnsi="宋体" w:cs="Arial" w:hint="eastAsia"/>
+          <w:b/>
+          <w:bCs/>
+          <w:color w:val="000000"/>
+          <w:kern w:val="0"/>
+          <w:sz w:val="27"/>
+          <w:szCs w:val="27"/>
+        </w:rPr>
         <w:t>[实验结果]</w:t>
       </w:r>
     </w:p>
@@ -4316,13 +4627,67 @@
         <w:spacing w:before="100" w:beforeAutospacing="1" w:after="100" w:afterAutospacing="1"/>
         <w:jc w:val="left"/>
         <w:rPr>
-          <w:rFonts w:ascii="Arial" w:hAnsi="Arial" w:cs="Arial" w:hint="eastAsia"/>
-          <w:color w:val="000000"/>
-          <w:kern w:val="0"/>
-          <w:sz w:val="20"/>
-          <w:szCs w:val="20"/>
-        </w:rPr>
-      </w:pPr>
+          <w:rFonts w:ascii="Arial" w:hAnsi="Arial" w:cs="Arial"/>
+          <w:color w:val="000000"/>
+          <w:kern w:val="0"/>
+          <w:sz w:val="20"/>
+          <w:szCs w:val="20"/>
+        </w:rPr>
+      </w:pPr>
+      <w:r>
+        <w:rPr>
+          <w:rFonts w:hint="eastAsia"/>
+          <w:noProof/>
+        </w:rPr>
+        <w:drawing>
+          <wp:inline distT="0" distB="0" distL="0" distR="0" wp14:anchorId="314FA2DD" wp14:editId="4F79E4B0">
+            <wp:extent cx="5274310" cy="3517265"/>
+            <wp:effectExtent l="0" t="0" r="2540" b="6985"/>
+            <wp:docPr id="246554825" name="图片 6"/>
+            <wp:cNvGraphicFramePr>
+              <a:graphicFrameLocks xmlns:a="http://schemas.openxmlformats.org/drawingml/2006/main" noChangeAspect="1"/>
+            </wp:cNvGraphicFramePr>
+            <a:graphic xmlns:a="http://schemas.openxmlformats.org/drawingml/2006/main">
+              <a:graphicData uri="http://schemas.openxmlformats.org/drawingml/2006/picture">
+                <pic:pic xmlns:pic="http://schemas.openxmlformats.org/drawingml/2006/picture">
+                  <pic:nvPicPr>
+                    <pic:cNvPr id="0" name="Picture 14"/>
+                    <pic:cNvPicPr>
+                      <a:picLocks noChangeAspect="1" noChangeArrowheads="1"/>
+                    </pic:cNvPicPr>
+                  </pic:nvPicPr>
+                  <pic:blipFill>
+                    <a:blip r:embed="rId21" cstate="print">
+                      <a:extLst>
+                        <a:ext uri="{28A0092B-C50C-407E-A947-70E740481C1C}">
+                          <a14:useLocalDpi xmlns:a14="http://schemas.microsoft.com/office/drawing/2010/main" val="0"/>
+                        </a:ext>
+                      </a:extLst>
+                    </a:blip>
+                    <a:srcRect/>
+                    <a:stretch>
+                      <a:fillRect/>
+                    </a:stretch>
+                  </pic:blipFill>
+                  <pic:spPr bwMode="auto">
+                    <a:xfrm>
+                      <a:off x="0" y="0"/>
+                      <a:ext cx="5274310" cy="3517265"/>
+                    </a:xfrm>
+                    <a:prstGeom prst="rect">
+                      <a:avLst/>
+                    </a:prstGeom>
+                    <a:noFill/>
+                    <a:ln>
+                      <a:noFill/>
+                    </a:ln>
+                  </pic:spPr>
+                </pic:pic>
+              </a:graphicData>
+            </a:graphic>
+          </wp:inline>
+        </w:drawing>
+      </w:r>
     </w:p>
     <w:p>
       <w:pPr>
@@ -4330,7 +4695,7 @@
         <w:spacing w:before="100" w:beforeAutospacing="1" w:after="100" w:afterAutospacing="1"/>
         <w:jc w:val="left"/>
         <w:rPr>
-          <w:rFonts w:ascii="宋体" w:hAnsi="宋体" w:cs="Arial"/>
+          <w:rFonts w:ascii="宋体" w:hAnsi="宋体" w:cs="Arial" w:hint="eastAsia"/>
           <w:b/>
           <w:bCs/>
           <w:color w:val="000000"/>
@@ -4339,6 +4704,18 @@
           <w:szCs w:val="27"/>
         </w:rPr>
       </w:pPr>
+      <w:r>
+        <w:rPr>
+          <w:rFonts w:ascii="宋体" w:hAnsi="宋体" w:cs="Arial"/>
+          <w:b/>
+          <w:bCs/>
+          <w:color w:val="000000"/>
+          <w:kern w:val="0"/>
+          <w:sz w:val="27"/>
+          <w:szCs w:val="27"/>
+        </w:rPr>
+        <w:br/>
+      </w:r>
       <w:r>
         <w:rPr>
           <w:rFonts w:ascii="宋体" w:hAnsi="宋体" w:cs="Arial" w:hint="eastAsia"/>
@@ -4365,6 +4742,15 @@
           <w:szCs w:val="21"/>
         </w:rPr>
       </w:pPr>
+      <w:r>
+        <w:rPr>
+          <w:rFonts w:ascii="PalatinoLinotype-Bold" w:hAnsi="PalatinoLinotype-Bold" w:cs="PalatinoLinotype-Bold"/>
+          <w:bCs/>
+          <w:kern w:val="0"/>
+          <w:szCs w:val="21"/>
+        </w:rPr>
+        <w:br/>
+      </w:r>
     </w:p>
     <w:p>
       <w:pPr>
@@ -4454,7 +4840,7 @@
         <w:adjustRightInd w:val="0"/>
         <w:jc w:val="left"/>
         <w:rPr>
-          <w:rFonts w:ascii="PalatinoLinotype-Bold" w:hAnsi="PalatinoLinotype-Bold" w:cs="PalatinoLinotype-Bold" w:hint="eastAsia"/>
+          <w:rFonts w:ascii="PalatinoLinotype-Bold" w:hAnsi="PalatinoLinotype-Bold" w:cs="PalatinoLinotype-Bold"/>
           <w:bCs/>
           <w:kern w:val="0"/>
           <w:szCs w:val="21"/>
@@ -4564,7 +4950,7 @@
         <w:spacing w:before="100" w:beforeAutospacing="1" w:after="100" w:afterAutospacing="1"/>
         <w:jc w:val="left"/>
         <w:rPr>
-          <w:rFonts w:ascii="Arial" w:hAnsi="Arial" w:cs="Arial" w:hint="eastAsia"/>
+          <w:rFonts w:ascii="Arial" w:hAnsi="Arial" w:cs="Arial"/>
           <w:color w:val="000000"/>
           <w:kern w:val="0"/>
           <w:sz w:val="20"/>
@@ -4653,7 +5039,7 @@
         <w:spacing w:before="100" w:beforeAutospacing="1" w:after="100" w:afterAutospacing="1"/>
         <w:jc w:val="left"/>
         <w:rPr>
-          <w:rFonts w:ascii="宋体" w:hAnsi="宋体" w:cs="Arial"/>
+          <w:rFonts w:ascii="宋体" w:hAnsi="宋体" w:cs="Arial" w:hint="eastAsia"/>
           <w:color w:val="000000"/>
           <w:kern w:val="0"/>
           <w:sz w:val="27"/>
@@ -4777,7 +5163,7 @@
         <w:spacing w:before="100" w:beforeAutospacing="1" w:after="100" w:afterAutospacing="1"/>
         <w:jc w:val="left"/>
         <w:rPr>
-          <w:rFonts w:ascii="Arial" w:hAnsi="Arial" w:cs="Arial" w:hint="eastAsia"/>
+          <w:rFonts w:ascii="Arial" w:hAnsi="Arial" w:cs="Arial"/>
           <w:color w:val="000000"/>
           <w:kern w:val="0"/>
           <w:sz w:val="20"/>
@@ -4852,8 +5238,20 @@
           <w:sz w:val="20"/>
           <w:szCs w:val="20"/>
         </w:rPr>
-        <w:t xml:space="preserve"> keil</w:t>
-      </w:r>
+        <w:t xml:space="preserve"> </w:t>
+      </w:r>
+      <w:proofErr w:type="spellStart"/>
+      <w:r>
+        <w:rPr>
+          <w:rFonts w:ascii="Arial" w:hAnsi="Arial" w:cs="Arial" w:hint="eastAsia"/>
+          <w:color w:val="000000"/>
+          <w:kern w:val="0"/>
+          <w:sz w:val="20"/>
+          <w:szCs w:val="20"/>
+        </w:rPr>
+        <w:t>keil</w:t>
+      </w:r>
+      <w:proofErr w:type="spellEnd"/>
       <w:r>
         <w:rPr>
           <w:rFonts w:ascii="Arial" w:hAnsi="Arial" w:cs="Arial" w:hint="eastAsia"/>
@@ -5444,7 +5842,7 @@
         <w:spacing w:before="100" w:after="100"/>
         <w:contextualSpacing/>
         <w:rPr>
-          <w:rFonts w:ascii="Arial" w:hAnsi="Arial" w:cs="Arial" w:hint="eastAsia"/>
+          <w:rFonts w:ascii="Arial" w:hAnsi="Arial" w:cs="Arial"/>
           <w:sz w:val="20"/>
           <w:szCs w:val="20"/>
         </w:rPr>
@@ -5529,7 +5927,7 @@
         <w:spacing w:before="100" w:after="100"/>
         <w:contextualSpacing/>
         <w:rPr>
-          <w:rFonts w:ascii="Arial" w:hAnsi="Arial" w:cs="Arial" w:hint="eastAsia"/>
+          <w:rFonts w:ascii="Arial" w:hAnsi="Arial" w:cs="Arial"/>
           <w:sz w:val="20"/>
           <w:szCs w:val="20"/>
         </w:rPr>
@@ -5614,7 +6012,7 @@
         <w:adjustRightInd w:val="0"/>
         <w:jc w:val="left"/>
         <w:rPr>
-          <w:rFonts w:ascii="宋体" w:hAnsi="PalatinoLinotype-Bold" w:cs="宋体" w:hint="eastAsia"/>
+          <w:rFonts w:ascii="宋体" w:hAnsi="PalatinoLinotype-Bold" w:cs="宋体"/>
           <w:b/>
           <w:kern w:val="0"/>
           <w:sz w:val="24"/>
@@ -5628,7 +6026,7 @@
         <w:adjustRightInd w:val="0"/>
         <w:jc w:val="left"/>
         <w:rPr>
-          <w:rFonts w:ascii="宋体" w:hAnsi="PalatinoLinotype-Bold" w:cs="宋体" w:hint="eastAsia"/>
+          <w:rFonts w:ascii="宋体" w:hAnsi="PalatinoLinotype-Bold" w:cs="宋体"/>
           <w:b/>
           <w:kern w:val="0"/>
           <w:sz w:val="24"/>
@@ -5677,9 +6075,6 @@
         <w:widowControl/>
         <w:ind w:left="420"/>
         <w:jc w:val="left"/>
-        <w:rPr>
-          <w:lang w:val="en-US" w:eastAsia="zh-CN"/>
-        </w:rPr>
       </w:pPr>
       <w:r>
         <w:rPr>
@@ -5694,7 +6089,6 @@
       <w:r>
         <w:rPr>
           <w:noProof/>
-          <w:lang w:val="en-US" w:eastAsia="zh-CN"/>
         </w:rPr>
         <w:drawing>
           <wp:inline distT="0" distB="0" distL="0" distR="0" wp14:anchorId="1EDE11A7" wp14:editId="658F952C">
@@ -5714,7 +6108,7 @@
                     </pic:cNvPicPr>
                   </pic:nvPicPr>
                   <pic:blipFill>
-                    <a:blip r:embed="rId17">
+                    <a:blip r:embed="rId22">
                       <a:extLst>
                         <a:ext uri="{28A0092B-C50C-407E-A947-70E740481C1C}">
                           <a14:useLocalDpi xmlns:a14="http://schemas.microsoft.com/office/drawing/2010/main" val="0"/>
@@ -5752,7 +6146,7 @@
         <w:ind w:left="420" w:firstLineChars="200" w:firstLine="420"/>
         <w:jc w:val="left"/>
         <w:rPr>
-          <w:rFonts w:ascii="Arial" w:hAnsi="Arial" w:cs="Arial" w:hint="eastAsia"/>
+          <w:rFonts w:ascii="Arial" w:hAnsi="Arial" w:cs="Arial"/>
           <w:color w:val="000000"/>
           <w:kern w:val="0"/>
           <w:sz w:val="20"/>
@@ -5762,48 +6156,39 @@
       <w:r>
         <w:rPr>
           <w:rFonts w:hint="eastAsia"/>
-          <w:lang w:val="en-US" w:eastAsia="zh-CN"/>
         </w:rPr>
         <w:t>硬件电路的原理图如上图所示。用</w:t>
       </w:r>
       <w:r>
         <w:rPr>
           <w:rFonts w:hint="eastAsia"/>
-          <w:lang w:val="en-US" w:eastAsia="zh-CN"/>
         </w:rPr>
         <w:t>USB</w:t>
       </w:r>
       <w:r>
         <w:rPr>
           <w:rFonts w:hint="eastAsia"/>
-          <w:lang w:val="en-US" w:eastAsia="zh-CN"/>
         </w:rPr>
         <w:t>转接串口线和</w:t>
       </w:r>
       <w:r>
         <w:rPr>
           <w:rFonts w:hint="eastAsia"/>
-          <w:lang w:val="en-US" w:eastAsia="zh-CN"/>
         </w:rPr>
         <w:t>RS</w:t>
       </w:r>
       <w:r>
-        <w:rPr>
-          <w:lang w:val="en-US" w:eastAsia="zh-CN"/>
-        </w:rPr>
         <w:t>-</w:t>
       </w:r>
       <w:r>
         <w:rPr>
           <w:rFonts w:hint="eastAsia"/>
-          <w:lang w:val="en-US" w:eastAsia="zh-CN"/>
         </w:rPr>
         <w:t>232</w:t>
       </w:r>
       <w:r>
         <w:rPr>
           <w:rFonts w:hint="eastAsia"/>
-          <w:lang w:val="en-US" w:eastAsia="zh-CN"/>
         </w:rPr>
         <w:t>串口连接线将板子的串口和电脑连接起来。</w:t>
       </w:r>
@@ -5818,7 +6203,7 @@
         <w:ind w:left="360"/>
         <w:jc w:val="left"/>
         <w:rPr>
-          <w:rFonts w:ascii="宋体" w:hAnsi="宋体" w:cs="Arial"/>
+          <w:rFonts w:ascii="宋体" w:hAnsi="宋体" w:cs="Arial" w:hint="eastAsia"/>
           <w:color w:val="000000"/>
           <w:kern w:val="0"/>
           <w:sz w:val="27"/>
@@ -5842,92 +6227,76 @@
         <w:spacing w:before="100" w:beforeAutospacing="1" w:after="100" w:afterAutospacing="1"/>
         <w:ind w:left="720" w:firstLineChars="200" w:firstLine="420"/>
         <w:jc w:val="left"/>
+      </w:pPr>
+      <w:r>
         <w:rPr>
           <w:rFonts w:hint="eastAsia"/>
-          <w:lang w:val="en-US" w:eastAsia="zh-CN"/>
-        </w:rPr>
-      </w:pPr>
+        </w:rPr>
+        <w:t>通用同步异步收发器（</w:t>
+      </w:r>
       <w:r>
         <w:rPr>
           <w:rFonts w:hint="eastAsia"/>
-          <w:lang w:val="en-US" w:eastAsia="zh-CN"/>
-        </w:rPr>
-        <w:t>通用同步异步收发器（</w:t>
+        </w:rPr>
+        <w:t>USART</w:t>
       </w:r>
       <w:r>
         <w:rPr>
           <w:rFonts w:hint="eastAsia"/>
-          <w:lang w:val="en-US" w:eastAsia="zh-CN"/>
-        </w:rPr>
-        <w:t>USART</w:t>
+        </w:rPr>
+        <w:t>）是一种能够把二进制数据按位传送的通信装置，其主要功能是在输出数据时，把数据进行并</w:t>
       </w:r>
       <w:r>
         <w:rPr>
           <w:rFonts w:hint="eastAsia"/>
-          <w:lang w:val="en-US" w:eastAsia="zh-CN"/>
-        </w:rPr>
-        <w:t>）是一种能够把二进制数据按位传送的通信装置，其主要功能是在输出数据时，把数据进行并</w:t>
+        </w:rPr>
+        <w:t>/</w:t>
       </w:r>
       <w:r>
         <w:rPr>
           <w:rFonts w:hint="eastAsia"/>
-          <w:lang w:val="en-US" w:eastAsia="zh-CN"/>
+        </w:rPr>
+        <w:t>串转换，即将</w:t>
+      </w:r>
+      <w:r>
+        <w:rPr>
+          <w:rFonts w:hint="eastAsia"/>
+        </w:rPr>
+        <w:t>8</w:t>
+      </w:r>
+      <w:r>
+        <w:rPr>
+          <w:rFonts w:hint="eastAsia"/>
+        </w:rPr>
+        <w:t>位数据按位传送到串口输出；在输入数据时，把数据进行串</w:t>
+      </w:r>
+      <w:r>
+        <w:rPr>
+          <w:rFonts w:hint="eastAsia"/>
         </w:rPr>
         <w:t>/</w:t>
       </w:r>
       <w:r>
         <w:rPr>
           <w:rFonts w:hint="eastAsia"/>
-          <w:lang w:val="en-US" w:eastAsia="zh-CN"/>
-        </w:rPr>
-        <w:t>串转换，即将</w:t>
+        </w:rPr>
+        <w:t>并转换，即从串口读入外部串行位数据，并将转换为</w:t>
       </w:r>
       <w:r>
         <w:rPr>
           <w:rFonts w:hint="eastAsia"/>
-          <w:lang w:val="en-US" w:eastAsia="zh-CN"/>
         </w:rPr>
         <w:t>8</w:t>
       </w:r>
       <w:r>
         <w:rPr>
           <w:rFonts w:hint="eastAsia"/>
-          <w:lang w:val="en-US" w:eastAsia="zh-CN"/>
-        </w:rPr>
-        <w:t>位数据按位传送到串口输出；在输入数据时，把数据进行串</w:t>
-      </w:r>
-      <w:r>
-        <w:rPr>
-          <w:rFonts w:hint="eastAsia"/>
-          <w:lang w:val="en-US" w:eastAsia="zh-CN"/>
-        </w:rPr>
-        <w:t>/</w:t>
-      </w:r>
-      <w:r>
-        <w:rPr>
-          <w:rFonts w:hint="eastAsia"/>
-          <w:lang w:val="en-US" w:eastAsia="zh-CN"/>
-        </w:rPr>
-        <w:t>并转换，即从串口读入外部串行位数据，并将转换为</w:t>
-      </w:r>
-      <w:r>
-        <w:rPr>
-          <w:rFonts w:hint="eastAsia"/>
-          <w:lang w:val="en-US" w:eastAsia="zh-CN"/>
-        </w:rPr>
-        <w:t>8</w:t>
-      </w:r>
-      <w:r>
-        <w:rPr>
-          <w:rFonts w:hint="eastAsia"/>
-          <w:lang w:val="en-US" w:eastAsia="zh-CN"/>
         </w:rPr>
         <w:t>位并行数据。</w:t>
       </w:r>
       <w:r>
         <w:rPr>
           <w:noProof/>
-          <w:lang w:val="en-US" w:eastAsia="zh-CN"/>
         </w:rPr>
         <w:drawing>
           <wp:inline distT="0" distB="0" distL="0" distR="0" wp14:anchorId="4857F707" wp14:editId="558F931C">
@@ -5947,7 +6316,7 @@
                     </pic:cNvPicPr>
                   </pic:nvPicPr>
                   <pic:blipFill>
-                    <a:blip r:embed="rId18">
+                    <a:blip r:embed="rId23">
                       <a:extLst>
                         <a:ext uri="{28A0092B-C50C-407E-A947-70E740481C1C}">
                           <a14:useLocalDpi xmlns:a14="http://schemas.microsoft.com/office/drawing/2010/main" val="0"/>
@@ -5985,94 +6354,84 @@
         <w:spacing w:before="100" w:beforeAutospacing="1" w:after="100" w:afterAutospacing="1"/>
         <w:ind w:left="720" w:firstLineChars="200" w:firstLine="420"/>
         <w:jc w:val="left"/>
-        <w:rPr>
-          <w:lang w:val="en-US" w:eastAsia="zh-CN"/>
-        </w:rPr>
-      </w:pPr>
-      <w:r>
-        <w:rPr>
-          <w:lang w:val="en-US" w:eastAsia="zh-CN"/>
-        </w:rPr>
+      </w:pPr>
+      <w:r>
         <w:t>USART</w:t>
       </w:r>
       <w:r>
         <w:rPr>
           <w:rFonts w:hint="eastAsia"/>
-          <w:lang w:val="en-US" w:eastAsia="zh-CN"/>
-        </w:rPr>
-        <w:t>利用分数波特率发生器提供宽范围波特率选择。</w:t>
-      </w:r>
-      <w:r>
-        <w:rPr>
-          <w:lang w:val="en-US" w:eastAsia="zh-CN"/>
-        </w:rPr>
+        </w:rPr>
+        <w:t>利用分数波特率发生器提供</w:t>
+      </w:r>
+      <w:proofErr w:type="gramStart"/>
+      <w:r>
+        <w:rPr>
+          <w:rFonts w:hint="eastAsia"/>
+        </w:rPr>
+        <w:t>宽范围</w:t>
+      </w:r>
+      <w:proofErr w:type="gramEnd"/>
+      <w:r>
+        <w:rPr>
+          <w:rFonts w:hint="eastAsia"/>
+        </w:rPr>
+        <w:t>波特率选择。</w:t>
+      </w:r>
+      <w:r>
         <w:t>STM32F</w:t>
       </w:r>
       <w:r>
         <w:rPr>
           <w:rFonts w:hint="eastAsia"/>
-          <w:lang w:val="en-US" w:eastAsia="zh-CN"/>
         </w:rPr>
         <w:t>10</w:t>
       </w:r>
       <w:r>
-        <w:rPr>
-          <w:lang w:val="en-US" w:eastAsia="zh-CN"/>
-        </w:rPr>
         <w:t>xx</w:t>
       </w:r>
       <w:r>
         <w:rPr>
           <w:rFonts w:hint="eastAsia"/>
-          <w:lang w:val="en-US" w:eastAsia="zh-CN"/>
         </w:rPr>
         <w:t>处理器的</w:t>
       </w:r>
       <w:r>
         <w:rPr>
           <w:rFonts w:hint="eastAsia"/>
-          <w:lang w:val="en-US" w:eastAsia="zh-CN"/>
         </w:rPr>
         <w:t>5</w:t>
       </w:r>
       <w:r>
         <w:rPr>
           <w:rFonts w:hint="eastAsia"/>
-          <w:lang w:val="en-US" w:eastAsia="zh-CN"/>
         </w:rPr>
         <w:t>个接口提供异步通信、支持</w:t>
       </w:r>
       <w:r>
         <w:rPr>
           <w:rFonts w:hint="eastAsia"/>
-          <w:lang w:val="en-US" w:eastAsia="zh-CN"/>
         </w:rPr>
         <w:t>Ir</w:t>
       </w:r>
       <w:r>
-        <w:rPr>
-          <w:lang w:val="en-US" w:eastAsia="zh-CN"/>
-        </w:rPr>
         <w:t>DA SIR ENDEC</w:t>
       </w:r>
       <w:r>
         <w:rPr>
           <w:rFonts w:hint="eastAsia"/>
-          <w:lang w:val="en-US" w:eastAsia="zh-CN"/>
         </w:rPr>
         <w:t>传输编解码、多处理器通信模式、单线半双工通信模式和</w:t>
       </w:r>
       <w:r>
         <w:rPr>
           <w:rFonts w:hint="eastAsia"/>
-          <w:lang w:val="en-US" w:eastAsia="zh-CN"/>
         </w:rPr>
         <w:t>LIN</w:t>
       </w:r>
       <w:r>
         <w:rPr>
           <w:rFonts w:hint="eastAsia"/>
-          <w:lang w:val="en-US" w:eastAsia="zh-CN"/>
         </w:rPr>
         <w:t>主从功能。</w:t>
       </w:r>
@@ -6083,95 +6442,70 @@
         <w:spacing w:before="100" w:beforeAutospacing="1" w:after="100" w:afterAutospacing="1"/>
         <w:ind w:leftChars="300" w:left="630" w:firstLineChars="200" w:firstLine="420"/>
         <w:jc w:val="left"/>
+      </w:pPr>
+      <w:r>
         <w:rPr>
           <w:rFonts w:hint="eastAsia"/>
-          <w:lang w:val="en-US" w:eastAsia="zh-CN"/>
-        </w:rPr>
-      </w:pPr>
+        </w:rPr>
+        <w:t>USART1</w:t>
+      </w:r>
       <w:r>
         <w:rPr>
           <w:rFonts w:hint="eastAsia"/>
-          <w:lang w:val="en-US" w:eastAsia="zh-CN"/>
-        </w:rPr>
-        <w:t>USART1</w:t>
+        </w:rPr>
+        <w:t>接口通信速率可达</w:t>
       </w:r>
       <w:r>
         <w:rPr>
           <w:rFonts w:hint="eastAsia"/>
-          <w:lang w:val="en-US" w:eastAsia="zh-CN"/>
-        </w:rPr>
-        <w:t>接口通信速率可达</w:t>
+        </w:rPr>
+        <w:t>4.5</w:t>
+      </w:r>
+      <w:r>
+        <w:t>M</w:t>
       </w:r>
       <w:r>
         <w:rPr>
           <w:rFonts w:hint="eastAsia"/>
-          <w:lang w:val="en-US" w:eastAsia="zh-CN"/>
-        </w:rPr>
-        <w:t>4.5</w:t>
-      </w:r>
-      <w:r>
-        <w:rPr>
-          <w:lang w:val="en-US" w:eastAsia="zh-CN"/>
-        </w:rPr>
-        <w:t>M</w:t>
+        </w:rPr>
+        <w:t>b</w:t>
+      </w:r>
+      <w:r>
+        <w:t xml:space="preserve">/s, </w:t>
       </w:r>
       <w:r>
         <w:rPr>
           <w:rFonts w:hint="eastAsia"/>
-          <w:lang w:val="en-US" w:eastAsia="zh-CN"/>
+        </w:rPr>
+        <w:t>其他接口的通信速率可达</w:t>
+      </w:r>
+      <w:r>
+        <w:rPr>
+          <w:rFonts w:hint="eastAsia"/>
+        </w:rPr>
+        <w:t>2.25</w:t>
+      </w:r>
+      <w:r>
+        <w:t xml:space="preserve"> M</w:t>
+      </w:r>
+      <w:r>
+        <w:rPr>
+          <w:rFonts w:hint="eastAsia"/>
         </w:rPr>
         <w:t>b</w:t>
       </w:r>
       <w:r>
-        <w:rPr>
-          <w:lang w:val="en-US" w:eastAsia="zh-CN"/>
-        </w:rPr>
-        <w:t xml:space="preserve">/s, </w:t>
+        <w:t>/s</w:t>
       </w:r>
       <w:r>
         <w:rPr>
           <w:rFonts w:hint="eastAsia"/>
-          <w:lang w:val="en-US" w:eastAsia="zh-CN"/>
-        </w:rPr>
-        <w:t>其他接口的通信速率可达</w:t>
+        </w:rPr>
+        <w:t>。</w:t>
       </w:r>
       <w:r>
         <w:rPr>
           <w:rFonts w:hint="eastAsia"/>
-          <w:lang w:val="en-US" w:eastAsia="zh-CN"/>
-        </w:rPr>
-        <w:t>2.25</w:t>
-      </w:r>
-      <w:r>
-        <w:rPr>
-          <w:lang w:val="en-US" w:eastAsia="zh-CN"/>
-        </w:rPr>
-        <w:t xml:space="preserve"> M</w:t>
-      </w:r>
-      <w:r>
-        <w:rPr>
-          <w:rFonts w:hint="eastAsia"/>
-          <w:lang w:val="en-US" w:eastAsia="zh-CN"/>
-        </w:rPr>
-        <w:t>b</w:t>
-      </w:r>
-      <w:r>
-        <w:rPr>
-          <w:lang w:val="en-US" w:eastAsia="zh-CN"/>
-        </w:rPr>
-        <w:t>/s</w:t>
-      </w:r>
-      <w:r>
-        <w:rPr>
-          <w:rFonts w:hint="eastAsia"/>
-          <w:lang w:val="en-US" w:eastAsia="zh-CN"/>
-        </w:rPr>
-        <w:t>。</w:t>
-      </w:r>
-      <w:r>
-        <w:rPr>
-          <w:rFonts w:hint="eastAsia"/>
-          <w:lang w:val="en-US" w:eastAsia="zh-CN"/>
         </w:rPr>
         <w:t>USART1</w:t>
       </w:r>
@@ -6180,124 +6514,116 @@
           <w:rFonts w:hint="eastAsia"/>
           <w:sz w:val="15"/>
           <w:szCs w:val="15"/>
-          <w:lang w:val="en-US" w:eastAsia="zh-CN"/>
         </w:rPr>
         <w:t xml:space="preserve"> </w:t>
       </w:r>
       <w:r>
         <w:rPr>
           <w:rFonts w:hint="eastAsia"/>
-          <w:lang w:val="en-US" w:eastAsia="zh-CN"/>
         </w:rPr>
         <w:t>、</w:t>
       </w:r>
       <w:r>
         <w:rPr>
           <w:rFonts w:hint="eastAsia"/>
-          <w:lang w:val="en-US" w:eastAsia="zh-CN"/>
         </w:rPr>
         <w:t>USART2</w:t>
       </w:r>
       <w:r>
         <w:rPr>
           <w:rFonts w:hint="eastAsia"/>
-          <w:lang w:val="en-US" w:eastAsia="zh-CN"/>
         </w:rPr>
         <w:t>和</w:t>
       </w:r>
       <w:r>
         <w:rPr>
           <w:rFonts w:hint="eastAsia"/>
-          <w:lang w:val="en-US" w:eastAsia="zh-CN"/>
         </w:rPr>
         <w:t xml:space="preserve"> USART3</w:t>
       </w:r>
       <w:r>
         <w:rPr>
           <w:rFonts w:hint="eastAsia"/>
-          <w:lang w:val="en-US" w:eastAsia="zh-CN"/>
         </w:rPr>
         <w:t>接口具有硬件的</w:t>
       </w:r>
       <w:r>
         <w:rPr>
           <w:rFonts w:hint="eastAsia"/>
-          <w:lang w:val="en-US" w:eastAsia="zh-CN"/>
         </w:rPr>
         <w:t>CTS</w:t>
       </w:r>
       <w:r>
         <w:rPr>
           <w:rFonts w:hint="eastAsia"/>
-          <w:lang w:val="en-US" w:eastAsia="zh-CN"/>
         </w:rPr>
         <w:t>和</w:t>
       </w:r>
       <w:r>
-        <w:rPr>
-          <w:lang w:val="en-US" w:eastAsia="zh-CN"/>
-        </w:rPr>
         <w:t>RTS</w:t>
       </w:r>
       <w:r>
         <w:rPr>
           <w:rFonts w:hint="eastAsia"/>
-          <w:lang w:val="en-US" w:eastAsia="zh-CN"/>
         </w:rPr>
         <w:t>信号管理、兼容</w:t>
       </w:r>
       <w:r>
         <w:rPr>
           <w:rFonts w:hint="eastAsia"/>
-          <w:lang w:val="en-US" w:eastAsia="zh-CN"/>
         </w:rPr>
         <w:t>IS07816</w:t>
       </w:r>
       <w:r>
         <w:rPr>
           <w:rFonts w:hint="eastAsia"/>
-          <w:lang w:val="en-US" w:eastAsia="zh-CN"/>
-        </w:rPr>
-        <w:t>的智能卡模式和类</w:t>
-      </w:r>
+        </w:rPr>
+        <w:t>的智能</w:t>
+      </w:r>
+      <w:proofErr w:type="gramStart"/>
       <w:r>
         <w:rPr>
           <w:rFonts w:hint="eastAsia"/>
-          <w:lang w:val="en-US" w:eastAsia="zh-CN"/>
+        </w:rPr>
+        <w:t>卡模式</w:t>
+      </w:r>
+      <w:proofErr w:type="gramEnd"/>
+      <w:r>
+        <w:rPr>
+          <w:rFonts w:hint="eastAsia"/>
+        </w:rPr>
+        <w:t>和类</w:t>
+      </w:r>
+      <w:r>
+        <w:rPr>
+          <w:rFonts w:hint="eastAsia"/>
         </w:rPr>
         <w:t>SPI</w:t>
       </w:r>
       <w:r>
         <w:rPr>
           <w:rFonts w:hint="eastAsia"/>
-          <w:lang w:val="en-US" w:eastAsia="zh-CN"/>
         </w:rPr>
         <w:t>通信模式，除</w:t>
       </w:r>
       <w:r>
         <w:rPr>
           <w:rFonts w:hint="eastAsia"/>
-          <w:lang w:val="en-US" w:eastAsia="zh-CN"/>
         </w:rPr>
         <w:t>UART5</w:t>
       </w:r>
       <w:r>
         <w:rPr>
           <w:rFonts w:hint="eastAsia"/>
-          <w:lang w:val="en-US" w:eastAsia="zh-CN"/>
         </w:rPr>
         <w:t>外，所有其他接口都可以使用</w:t>
       </w:r>
       <w:r>
-        <w:rPr>
-          <w:lang w:val="en-US" w:eastAsia="zh-CN"/>
-        </w:rPr>
         <w:t>DMA</w:t>
       </w:r>
       <w:r>
         <w:rPr>
           <w:rFonts w:hint="eastAsia"/>
-          <w:lang w:val="en-US" w:eastAsia="zh-CN"/>
         </w:rPr>
         <w:t>操作。</w:t>
       </w:r>
@@ -6309,19 +6635,19 @@
         <w:adjustRightInd w:val="0"/>
         <w:jc w:val="left"/>
         <w:rPr>
+          <w:rFonts w:ascii="宋体" w:hAnsi="PalatinoLinotype-Bold" w:cs="宋体"/>
+          <w:b/>
+          <w:kern w:val="0"/>
+          <w:sz w:val="24"/>
+        </w:rPr>
+      </w:pPr>
+      <w:r>
+        <w:rPr>
           <w:rFonts w:ascii="宋体" w:hAnsi="PalatinoLinotype-Bold" w:cs="宋体" w:hint="eastAsia"/>
           <w:b/>
           <w:kern w:val="0"/>
           <w:sz w:val="24"/>
         </w:rPr>
-      </w:pPr>
-      <w:r>
-        <w:rPr>
-          <w:rFonts w:ascii="宋体" w:hAnsi="PalatinoLinotype-Bold" w:cs="宋体" w:hint="eastAsia"/>
-          <w:b/>
-          <w:kern w:val="0"/>
-          <w:sz w:val="24"/>
-        </w:rPr>
         <w:t xml:space="preserve"> [实验步骤]</w:t>
       </w:r>
     </w:p>
@@ -6409,7 +6735,29 @@
           <w:sz w:val="20"/>
           <w:szCs w:val="27"/>
         </w:rPr>
-        <w:t>3.查看启动文件、HAL库结构和相应文件；</w:t>
+        <w:t>3.查看启动文件、HAL</w:t>
+      </w:r>
+      <w:proofErr w:type="gramStart"/>
+      <w:r>
+        <w:rPr>
+          <w:rFonts w:ascii="宋体" w:hAnsi="宋体" w:cs="Arial" w:hint="eastAsia"/>
+          <w:bCs/>
+          <w:color w:val="000000"/>
+          <w:sz w:val="20"/>
+          <w:szCs w:val="27"/>
+        </w:rPr>
+        <w:t>库结构</w:t>
+      </w:r>
+      <w:proofErr w:type="gramEnd"/>
+      <w:r>
+        <w:rPr>
+          <w:rFonts w:ascii="宋体" w:hAnsi="宋体" w:cs="Arial" w:hint="eastAsia"/>
+          <w:bCs/>
+          <w:color w:val="000000"/>
+          <w:sz w:val="20"/>
+          <w:szCs w:val="27"/>
+        </w:rPr>
+        <w:t>和相应文件；</w:t>
       </w:r>
     </w:p>
     <w:p>
@@ -6463,7 +6811,7 @@
         <w:pStyle w:val="a8"/>
         <w:widowControl/>
         <w:rPr>
-          <w:rFonts w:ascii="宋体" w:hAnsi="宋体" w:cs="Arial"/>
+          <w:rFonts w:ascii="宋体" w:hAnsi="宋体" w:cs="Arial" w:hint="eastAsia"/>
           <w:bCs/>
           <w:color w:val="000000"/>
           <w:sz w:val="20"/>
@@ -6488,7 +6836,7 @@
         <w:adjustRightInd w:val="0"/>
         <w:jc w:val="left"/>
         <w:rPr>
-          <w:rFonts w:ascii="宋体" w:hAnsi="PalatinoLinotype-Bold" w:cs="宋体" w:hint="eastAsia"/>
+          <w:rFonts w:ascii="宋体" w:hAnsi="PalatinoLinotype-Bold" w:cs="宋体"/>
           <w:b/>
           <w:kern w:val="0"/>
           <w:sz w:val="24"/>
@@ -6500,9 +6848,6 @@
         <w:widowControl/>
         <w:spacing w:before="100" w:beforeAutospacing="1" w:after="100" w:afterAutospacing="1"/>
         <w:jc w:val="left"/>
-        <w:rPr>
-          <w:lang w:val="en-US" w:eastAsia="zh-CN"/>
-        </w:rPr>
       </w:pPr>
     </w:p>
     <w:p>
@@ -6512,7 +6857,7 @@
         <w:adjustRightInd w:val="0"/>
         <w:jc w:val="left"/>
         <w:rPr>
-          <w:rFonts w:ascii="PalatinoLinotype-Bold" w:hAnsi="PalatinoLinotype-Bold" w:cs="PalatinoLinotype-Bold" w:hint="eastAsia"/>
+          <w:rFonts w:ascii="PalatinoLinotype-Bold" w:hAnsi="PalatinoLinotype-Bold" w:cs="PalatinoLinotype-Bold"/>
           <w:b/>
           <w:bCs/>
           <w:kern w:val="0"/>
@@ -6528,7 +6873,7 @@
         <w:adjustRightInd w:val="0"/>
         <w:jc w:val="left"/>
         <w:rPr>
-          <w:rFonts w:ascii="宋体" w:hAnsi="PalatinoLinotype-Bold" w:cs="宋体" w:hint="eastAsia"/>
+          <w:rFonts w:ascii="宋体" w:hAnsi="PalatinoLinotype-Bold" w:cs="宋体"/>
           <w:b/>
           <w:kern w:val="0"/>
           <w:sz w:val="24"/>
@@ -6601,6 +6946,136 @@
           <w:szCs w:val="32"/>
         </w:rPr>
       </w:pPr>
+      <w:r>
+        <w:rPr>
+          <w:rFonts w:hint="eastAsia"/>
+          <w:noProof/>
+        </w:rPr>
+        <w:drawing>
+          <wp:inline distT="0" distB="0" distL="0" distR="0" wp14:anchorId="390AE888" wp14:editId="39B2E212">
+            <wp:extent cx="5274310" cy="5750560"/>
+            <wp:effectExtent l="0" t="0" r="2540" b="2540"/>
+            <wp:docPr id="1320805941" name="图片 7"/>
+            <wp:cNvGraphicFramePr>
+              <a:graphicFrameLocks xmlns:a="http://schemas.openxmlformats.org/drawingml/2006/main" noChangeAspect="1"/>
+            </wp:cNvGraphicFramePr>
+            <a:graphic xmlns:a="http://schemas.openxmlformats.org/drawingml/2006/main">
+              <a:graphicData uri="http://schemas.openxmlformats.org/drawingml/2006/picture">
+                <pic:pic xmlns:pic="http://schemas.openxmlformats.org/drawingml/2006/picture">
+                  <pic:nvPicPr>
+                    <pic:cNvPr id="0" name="Picture 16"/>
+                    <pic:cNvPicPr>
+                      <a:picLocks noChangeAspect="1" noChangeArrowheads="1"/>
+                    </pic:cNvPicPr>
+                  </pic:nvPicPr>
+                  <pic:blipFill>
+                    <a:blip r:embed="rId24">
+                      <a:extLst>
+                        <a:ext uri="{28A0092B-C50C-407E-A947-70E740481C1C}">
+                          <a14:useLocalDpi xmlns:a14="http://schemas.microsoft.com/office/drawing/2010/main" val="0"/>
+                        </a:ext>
+                      </a:extLst>
+                    </a:blip>
+                    <a:srcRect/>
+                    <a:stretch>
+                      <a:fillRect/>
+                    </a:stretch>
+                  </pic:blipFill>
+                  <pic:spPr bwMode="auto">
+                    <a:xfrm>
+                      <a:off x="0" y="0"/>
+                      <a:ext cx="5274310" cy="5750560"/>
+                    </a:xfrm>
+                    <a:prstGeom prst="rect">
+                      <a:avLst/>
+                    </a:prstGeom>
+                    <a:noFill/>
+                    <a:ln>
+                      <a:noFill/>
+                    </a:ln>
+                  </pic:spPr>
+                </pic:pic>
+              </a:graphicData>
+            </a:graphic>
+          </wp:inline>
+        </w:drawing>
+      </w:r>
+      <w:r>
+        <w:rPr>
+          <w:rFonts w:ascii="PalatinoLinotype-Bold" w:hAnsi="PalatinoLinotype-Bold" w:cs="PalatinoLinotype-Bold"/>
+          <w:b/>
+          <w:bCs/>
+          <w:kern w:val="0"/>
+          <w:sz w:val="32"/>
+          <w:szCs w:val="32"/>
+        </w:rPr>
+        <w:br/>
+      </w:r>
+      <w:r>
+        <w:rPr>
+          <w:rFonts w:hint="eastAsia"/>
+          <w:noProof/>
+        </w:rPr>
+        <w:drawing>
+          <wp:inline distT="0" distB="0" distL="0" distR="0" wp14:anchorId="553C0AA7" wp14:editId="2B0BFACE">
+            <wp:extent cx="4655820" cy="8863330"/>
+            <wp:effectExtent l="0" t="0" r="0" b="0"/>
+            <wp:docPr id="941985172" name="图片 8"/>
+            <wp:cNvGraphicFramePr>
+              <a:graphicFrameLocks xmlns:a="http://schemas.openxmlformats.org/drawingml/2006/main" noChangeAspect="1"/>
+            </wp:cNvGraphicFramePr>
+            <a:graphic xmlns:a="http://schemas.openxmlformats.org/drawingml/2006/main">
+              <a:graphicData uri="http://schemas.openxmlformats.org/drawingml/2006/picture">
+                <pic:pic xmlns:pic="http://schemas.openxmlformats.org/drawingml/2006/picture">
+                  <pic:nvPicPr>
+                    <pic:cNvPr id="0" name="Picture 18"/>
+                    <pic:cNvPicPr>
+                      <a:picLocks noChangeAspect="1" noChangeArrowheads="1"/>
+                    </pic:cNvPicPr>
+                  </pic:nvPicPr>
+                  <pic:blipFill>
+                    <a:blip r:embed="rId25">
+                      <a:extLst>
+                        <a:ext uri="{28A0092B-C50C-407E-A947-70E740481C1C}">
+                          <a14:useLocalDpi xmlns:a14="http://schemas.microsoft.com/office/drawing/2010/main" val="0"/>
+                        </a:ext>
+                      </a:extLst>
+                    </a:blip>
+                    <a:srcRect/>
+                    <a:stretch>
+                      <a:fillRect/>
+                    </a:stretch>
+                  </pic:blipFill>
+                  <pic:spPr bwMode="auto">
+                    <a:xfrm>
+                      <a:off x="0" y="0"/>
+                      <a:ext cx="4655820" cy="8863330"/>
+                    </a:xfrm>
+                    <a:prstGeom prst="rect">
+                      <a:avLst/>
+                    </a:prstGeom>
+                    <a:noFill/>
+                    <a:ln>
+                      <a:noFill/>
+                    </a:ln>
+                  </pic:spPr>
+                </pic:pic>
+              </a:graphicData>
+            </a:graphic>
+          </wp:inline>
+        </w:drawing>
+      </w:r>
+      <w:r>
+        <w:rPr>
+          <w:rFonts w:ascii="PalatinoLinotype-Bold" w:hAnsi="PalatinoLinotype-Bold" w:cs="PalatinoLinotype-Bold"/>
+          <w:b/>
+          <w:bCs/>
+          <w:kern w:val="0"/>
+          <w:sz w:val="32"/>
+          <w:szCs w:val="32"/>
+        </w:rPr>
+        <w:br/>
+      </w:r>
     </w:p>
     <w:p>
       <w:pPr>
@@ -6637,11 +7112,65 @@
         <w:adjustRightInd w:val="0"/>
         <w:jc w:val="left"/>
         <w:rPr>
-          <w:rFonts w:ascii="宋体" w:cs="宋体" w:hint="eastAsia"/>
+          <w:rFonts w:ascii="宋体" w:cs="宋体"/>
           <w:kern w:val="0"/>
           <w:szCs w:val="21"/>
         </w:rPr>
       </w:pPr>
+      <w:r>
+        <w:rPr>
+          <w:rFonts w:hint="eastAsia"/>
+          <w:noProof/>
+        </w:rPr>
+        <w:drawing>
+          <wp:inline distT="0" distB="0" distL="0" distR="0" wp14:anchorId="2005B856" wp14:editId="622C104A">
+            <wp:extent cx="5274310" cy="3517265"/>
+            <wp:effectExtent l="0" t="0" r="2540" b="6985"/>
+            <wp:docPr id="767521799" name="图片 9"/>
+            <wp:cNvGraphicFramePr>
+              <a:graphicFrameLocks xmlns:a="http://schemas.openxmlformats.org/drawingml/2006/main" noChangeAspect="1"/>
+            </wp:cNvGraphicFramePr>
+            <a:graphic xmlns:a="http://schemas.openxmlformats.org/drawingml/2006/main">
+              <a:graphicData uri="http://schemas.openxmlformats.org/drawingml/2006/picture">
+                <pic:pic xmlns:pic="http://schemas.openxmlformats.org/drawingml/2006/picture">
+                  <pic:nvPicPr>
+                    <pic:cNvPr id="0" name="Picture 20"/>
+                    <pic:cNvPicPr>
+                      <a:picLocks noChangeAspect="1" noChangeArrowheads="1"/>
+                    </pic:cNvPicPr>
+                  </pic:nvPicPr>
+                  <pic:blipFill>
+                    <a:blip r:embed="rId26" cstate="print">
+                      <a:extLst>
+                        <a:ext uri="{28A0092B-C50C-407E-A947-70E740481C1C}">
+                          <a14:useLocalDpi xmlns:a14="http://schemas.microsoft.com/office/drawing/2010/main" val="0"/>
+                        </a:ext>
+                      </a:extLst>
+                    </a:blip>
+                    <a:srcRect/>
+                    <a:stretch>
+                      <a:fillRect/>
+                    </a:stretch>
+                  </pic:blipFill>
+                  <pic:spPr bwMode="auto">
+                    <a:xfrm>
+                      <a:off x="0" y="0"/>
+                      <a:ext cx="5274310" cy="3517265"/>
+                    </a:xfrm>
+                    <a:prstGeom prst="rect">
+                      <a:avLst/>
+                    </a:prstGeom>
+                    <a:noFill/>
+                    <a:ln>
+                      <a:noFill/>
+                    </a:ln>
+                  </pic:spPr>
+                </pic:pic>
+              </a:graphicData>
+            </a:graphic>
+          </wp:inline>
+        </w:drawing>
+      </w:r>
     </w:p>
     <w:p>
       <w:pPr>
@@ -6693,7 +7222,7 @@
         <w:spacing w:before="100" w:beforeAutospacing="1" w:after="100" w:afterAutospacing="1"/>
         <w:jc w:val="left"/>
         <w:rPr>
-          <w:rFonts w:ascii="宋体" w:hAnsi="宋体" w:cs="Arial"/>
+          <w:rFonts w:ascii="宋体" w:hAnsi="宋体" w:cs="Arial" w:hint="eastAsia"/>
           <w:b/>
           <w:bCs/>
           <w:color w:val="000000"/>
@@ -6710,14 +7239,14 @@
         <w:adjustRightInd w:val="0"/>
         <w:jc w:val="left"/>
         <w:rPr>
-          <w:rFonts w:ascii="宋体" w:cs="宋体" w:hint="eastAsia"/>
+          <w:rFonts w:ascii="宋体" w:cs="宋体"/>
           <w:kern w:val="0"/>
           <w:szCs w:val="21"/>
         </w:rPr>
       </w:pPr>
     </w:p>
     <w:sectPr>
-      <w:footerReference w:type="default" r:id="rId19"/>
+      <w:footerReference w:type="default" r:id="rId27"/>
       <w:pgSz w:w="11906" w:h="16838"/>
       <w:pgMar w:top="1440" w:right="1800" w:bottom="1440" w:left="1800" w:header="851" w:footer="992" w:gutter="0"/>
       <w:pgNumType w:start="1"/>
@@ -6755,7 +7284,6 @@
       <w:framePr w:wrap="around" w:vAnchor="text" w:hAnchor="margin" w:xAlign="right" w:y="1"/>
       <w:rPr>
         <w:rStyle w:val="ac"/>
-        <w:rFonts w:hint="eastAsia"/>
       </w:rPr>
     </w:pPr>
     <w:r>
@@ -6779,7 +7307,6 @@
     <w:r>
       <w:rPr>
         <w:rStyle w:val="ac"/>
-        <w:lang w:val="en-US" w:eastAsia="zh-CN"/>
       </w:rPr>
       <w:t>21</w:t>
     </w:r>
@@ -6794,9 +7321,6 @@
     <w:pPr>
       <w:pStyle w:val="a6"/>
       <w:ind w:right="360"/>
-      <w:rPr>
-        <w:rFonts w:hint="eastAsia"/>
-      </w:rPr>
     </w:pPr>
   </w:p>
 </w:ftr>
@@ -7374,13 +7898,56 @@
     <w:lsdException w:name="HTML Top of Form" w:semiHidden="1" w:uiPriority="99" w:unhideWhenUsed="1"/>
     <w:lsdException w:name="HTML Bottom of Form" w:semiHidden="1" w:uiPriority="99" w:unhideWhenUsed="1"/>
     <w:lsdException w:name="Normal (Web)" w:uiPriority="99"/>
-    <w:lsdException w:name="Normal Table" w:semiHidden="1"/>
+    <w:lsdException w:name="Normal Table" w:semiHidden="1" w:unhideWhenUsed="1"/>
     <w:lsdException w:name="annotation subject" w:semiHidden="1"/>
     <w:lsdException w:name="No List" w:semiHidden="1" w:uiPriority="99" w:unhideWhenUsed="1"/>
     <w:lsdException w:name="Outline List 1" w:semiHidden="1" w:uiPriority="99" w:unhideWhenUsed="1"/>
     <w:lsdException w:name="Outline List 2" w:semiHidden="1" w:uiPriority="99" w:unhideWhenUsed="1"/>
     <w:lsdException w:name="Outline List 3" w:semiHidden="1" w:uiPriority="99" w:unhideWhenUsed="1"/>
+    <w:lsdException w:name="Table Simple 1" w:semiHidden="1" w:unhideWhenUsed="1"/>
+    <w:lsdException w:name="Table Simple 2" w:semiHidden="1" w:unhideWhenUsed="1"/>
+    <w:lsdException w:name="Table Simple 3" w:semiHidden="1" w:unhideWhenUsed="1"/>
+    <w:lsdException w:name="Table Classic 1" w:semiHidden="1" w:unhideWhenUsed="1"/>
+    <w:lsdException w:name="Table Classic 2" w:semiHidden="1" w:unhideWhenUsed="1"/>
+    <w:lsdException w:name="Table Classic 3" w:semiHidden="1" w:unhideWhenUsed="1"/>
+    <w:lsdException w:name="Table Classic 4" w:semiHidden="1" w:unhideWhenUsed="1"/>
+    <w:lsdException w:name="Table Colorful 1" w:semiHidden="1" w:unhideWhenUsed="1"/>
+    <w:lsdException w:name="Table Colorful 2" w:semiHidden="1" w:unhideWhenUsed="1"/>
+    <w:lsdException w:name="Table Colorful 3" w:semiHidden="1" w:unhideWhenUsed="1"/>
+    <w:lsdException w:name="Table Columns 1" w:semiHidden="1" w:unhideWhenUsed="1"/>
+    <w:lsdException w:name="Table Columns 2" w:semiHidden="1" w:unhideWhenUsed="1"/>
+    <w:lsdException w:name="Table Columns 3" w:semiHidden="1" w:unhideWhenUsed="1"/>
+    <w:lsdException w:name="Table Columns 4" w:semiHidden="1" w:unhideWhenUsed="1"/>
+    <w:lsdException w:name="Table Columns 5" w:semiHidden="1" w:unhideWhenUsed="1"/>
+    <w:lsdException w:name="Table Grid 1" w:semiHidden="1" w:unhideWhenUsed="1"/>
+    <w:lsdException w:name="Table Grid 2" w:semiHidden="1" w:unhideWhenUsed="1"/>
+    <w:lsdException w:name="Table Grid 3" w:semiHidden="1" w:unhideWhenUsed="1"/>
+    <w:lsdException w:name="Table Grid 4" w:semiHidden="1" w:unhideWhenUsed="1"/>
+    <w:lsdException w:name="Table Grid 5" w:semiHidden="1" w:unhideWhenUsed="1"/>
+    <w:lsdException w:name="Table Grid 6" w:semiHidden="1" w:unhideWhenUsed="1"/>
+    <w:lsdException w:name="Table Grid 7" w:semiHidden="1" w:unhideWhenUsed="1"/>
+    <w:lsdException w:name="Table Grid 8" w:semiHidden="1" w:unhideWhenUsed="1"/>
+    <w:lsdException w:name="Table List 1" w:semiHidden="1" w:unhideWhenUsed="1"/>
+    <w:lsdException w:name="Table List 2" w:semiHidden="1" w:unhideWhenUsed="1"/>
+    <w:lsdException w:name="Table List 3" w:semiHidden="1" w:unhideWhenUsed="1"/>
+    <w:lsdException w:name="Table List 4" w:semiHidden="1" w:unhideWhenUsed="1"/>
+    <w:lsdException w:name="Table List 5" w:semiHidden="1" w:unhideWhenUsed="1"/>
+    <w:lsdException w:name="Table List 6" w:semiHidden="1" w:unhideWhenUsed="1"/>
+    <w:lsdException w:name="Table List 7" w:semiHidden="1" w:unhideWhenUsed="1"/>
+    <w:lsdException w:name="Table List 8" w:semiHidden="1" w:unhideWhenUsed="1"/>
+    <w:lsdException w:name="Table 3D effects 1" w:semiHidden="1" w:unhideWhenUsed="1"/>
+    <w:lsdException w:name="Table 3D effects 2" w:semiHidden="1" w:unhideWhenUsed="1"/>
+    <w:lsdException w:name="Table 3D effects 3" w:semiHidden="1" w:unhideWhenUsed="1"/>
+    <w:lsdException w:name="Table Contemporary" w:semiHidden="1" w:unhideWhenUsed="1"/>
+    <w:lsdException w:name="Table Elegant" w:semiHidden="1" w:unhideWhenUsed="1"/>
+    <w:lsdException w:name="Table Professional" w:semiHidden="1" w:unhideWhenUsed="1"/>
+    <w:lsdException w:name="Table Subtle 1" w:semiHidden="1" w:unhideWhenUsed="1"/>
+    <w:lsdException w:name="Table Subtle 2" w:semiHidden="1" w:unhideWhenUsed="1"/>
+    <w:lsdException w:name="Table Web 1" w:semiHidden="1" w:unhideWhenUsed="1"/>
+    <w:lsdException w:name="Table Web 2" w:semiHidden="1" w:unhideWhenUsed="1"/>
+    <w:lsdException w:name="Table Web 3" w:semiHidden="1" w:unhideWhenUsed="1"/>
     <w:lsdException w:name="Balloon Text" w:semiHidden="1"/>
+    <w:lsdException w:name="Table Theme" w:semiHidden="1" w:unhideWhenUsed="1"/>
     <w:lsdException w:name="Placeholder Text" w:semiHidden="1" w:uiPriority="99" w:unhideWhenUsed="1"/>
     <w:lsdException w:name="No Spacing" w:uiPriority="99" w:qFormat="1"/>
     <w:lsdException w:name="Light Shading" w:uiPriority="60"/>
@@ -7673,12 +8240,17 @@
   </w:style>
   <w:style w:type="character" w:default="1" w:styleId="a0">
     <w:name w:val="Default Paragraph Font"/>
+    <w:uiPriority w:val="1"/>
     <w:semiHidden/>
+    <w:unhideWhenUsed/>
   </w:style>
   <w:style w:type="table" w:default="1" w:styleId="a1">
     <w:name w:val="Normal Table"/>
+    <w:uiPriority w:val="99"/>
     <w:semiHidden/>
+    <w:unhideWhenUsed/>
     <w:tblPr>
+      <w:tblInd w:w="0" w:type="dxa"/>
       <w:tblCellMar>
         <w:top w:w="0" w:type="dxa"/>
         <w:left w:w="108" w:type="dxa"/>

--- a/实验报告模板/实验一模板.docx
+++ b/实验报告模板/实验一模板.docx
@@ -137,10 +137,9 @@
       </w:pPr>
       <w:r>
         <w:rPr>
-          <w:rFonts w:hint="eastAsia"/>
           <w:sz w:val="24"/>
         </w:rPr>
-        <w:t>学生姓名：</w:t>
+        <w:t>学生姓名：向飞帆</w:t>
       </w:r>
     </w:p>
     <w:p>
@@ -152,11 +151,16 @@
       </w:pPr>
       <w:r>
         <w:rPr>
-          <w:rFonts w:hint="eastAsia"/>
           <w:sz w:val="24"/>
         </w:rPr>
         <w:t>学生学号：</w:t>
       </w:r>
+      <w:r>
+        <w:rPr>
+          <w:sz w:val="24"/>
+        </w:rPr>
+        <w:t>2023101108</w:t>
+      </w:r>
     </w:p>
     <w:p>
       <w:pPr>
@@ -167,16 +171,16 @@
       </w:pPr>
       <w:r>
         <w:rPr>
-          <w:rFonts w:hint="eastAsia"/>
           <w:sz w:val="24"/>
         </w:rPr>
-        <w:t>指导教师：</w:t>
+        <w:t>指导教师：陈永强</w:t>
       </w:r>
     </w:p>
     <w:p>
       <w:pPr>
         <w:pStyle w:val="TOC1"/>
         <w:rPr>
+          <w:rFonts w:hint="eastAsia"/>
           <w:sz w:val="24"/>
         </w:rPr>
       </w:pPr>
@@ -187,6 +191,48 @@
         </w:rPr>
         <w:t>实验时间：</w:t>
       </w:r>
+      <w:r>
+        <w:rPr>
+          <w:rFonts w:hint="eastAsia"/>
+          <w:sz w:val="24"/>
+        </w:rPr>
+        <w:t>2026</w:t>
+      </w:r>
+      <w:r>
+        <w:rPr>
+          <w:rFonts w:hint="eastAsia"/>
+          <w:sz w:val="24"/>
+        </w:rPr>
+        <w:t>年</w:t>
+      </w:r>
+      <w:r>
+        <w:rPr>
+          <w:rFonts w:hint="eastAsia"/>
+          <w:sz w:val="24"/>
+        </w:rPr>
+        <w:t>5</w:t>
+      </w:r>
+      <w:r>
+        <w:rPr>
+          <w:rFonts w:hint="eastAsia"/>
+          <w:sz w:val="24"/>
+        </w:rPr>
+        <w:t>月</w:t>
+      </w:r>
+      <w:r>
+        <w:rPr>
+          <w:rFonts w:hint="eastAsia"/>
+          <w:sz w:val="24"/>
+        </w:rPr>
+        <w:t>31</w:t>
+      </w:r>
+      <w:r>
+        <w:rPr>
+          <w:rFonts w:hint="eastAsia"/>
+          <w:sz w:val="24"/>
+        </w:rPr>
+        <w:t>日</w:t>
+      </w:r>
     </w:p>
     <w:p>
       <w:pPr>
@@ -201,6 +247,13 @@
           <w:sz w:val="24"/>
         </w:rPr>
         <w:t>实验地点：</w:t>
+      </w:r>
+      <w:r>
+        <w:rPr>
+          <w:rFonts w:hint="eastAsia"/>
+          <w:sz w:val="24"/>
+        </w:rPr>
+        <w:t>H601</w:t>
       </w:r>
     </w:p>
     <w:p>
@@ -4640,7 +4693,7 @@
           <w:noProof/>
         </w:rPr>
         <w:drawing>
-          <wp:inline distT="0" distB="0" distL="0" distR="0" wp14:anchorId="314FA2DD" wp14:editId="4F79E4B0">
+          <wp:inline distT="0" distB="0" distL="0" distR="0" wp14:anchorId="314FA2DD" wp14:editId="08FDB9A3">
             <wp:extent cx="5274310" cy="3517265"/>
             <wp:effectExtent l="0" t="0" r="2540" b="6985"/>
             <wp:docPr id="246554825" name="图片 6"/>
@@ -4736,7 +4789,7 @@
         <w:adjustRightInd w:val="0"/>
         <w:jc w:val="left"/>
         <w:rPr>
-          <w:rFonts w:ascii="PalatinoLinotype-Bold" w:hAnsi="PalatinoLinotype-Bold" w:cs="PalatinoLinotype-Bold" w:hint="eastAsia"/>
+          <w:rFonts w:ascii="PalatinoLinotype-Bold" w:hAnsi="PalatinoLinotype-Bold" w:cs="PalatinoLinotype-Bold"/>
           <w:bCs/>
           <w:kern w:val="0"/>
           <w:szCs w:val="21"/>
@@ -6938,7 +6991,7 @@
         <w:adjustRightInd w:val="0"/>
         <w:jc w:val="left"/>
         <w:rPr>
-          <w:rFonts w:ascii="PalatinoLinotype-Bold" w:hAnsi="PalatinoLinotype-Bold" w:cs="PalatinoLinotype-Bold" w:hint="eastAsia"/>
+          <w:rFonts w:ascii="PalatinoLinotype-Bold" w:hAnsi="PalatinoLinotype-Bold" w:cs="PalatinoLinotype-Bold"/>
           <w:b/>
           <w:bCs/>
           <w:kern w:val="0"/>
@@ -7123,7 +7176,7 @@
           <w:noProof/>
         </w:rPr>
         <w:drawing>
-          <wp:inline distT="0" distB="0" distL="0" distR="0" wp14:anchorId="2005B856" wp14:editId="622C104A">
+          <wp:inline distT="0" distB="0" distL="0" distR="0" wp14:anchorId="2005B856" wp14:editId="6CF18810">
             <wp:extent cx="5274310" cy="3517265"/>
             <wp:effectExtent l="0" t="0" r="2540" b="6985"/>
             <wp:docPr id="767521799" name="图片 9"/>
@@ -8241,7 +8294,6 @@
   <w:style w:type="character" w:default="1" w:styleId="a0">
     <w:name w:val="Default Paragraph Font"/>
     <w:uiPriority w:val="1"/>
-    <w:semiHidden/>
     <w:unhideWhenUsed/>
   </w:style>
   <w:style w:type="table" w:default="1" w:styleId="a1">
